--- a/CÔNG TY TNHH PCCC TUẤN PHÁT/TuanPhat_Thaydoi_CSH_DDPL/QUYẾT ĐỊNH THAY ĐỔI.docx
+++ b/CÔNG TY TNHH PCCC TUẤN PHÁT/TuanPhat_Thaydoi_CSH_DDPL/QUYẾT ĐỊNH THAY ĐỔI.docx
@@ -83,7 +83,7 @@
                 <w:sz w:val="28"/>
                 <w:szCs w:val="28"/>
               </w:rPr>
-              <w:t>CÔNG TY TNHH SẢN XUẤT VẠN SỰ PHÚC</w:t>
+              <w:t>CÔNG TY TNHH PCCC TUẤN PHÁT</w:t>
             </w:r>
           </w:p>
           <w:p>
@@ -267,7 +267,7 @@
                 <w:sz w:val="28"/>
                 <w:szCs w:val="28"/>
               </w:rPr>
-              <w:t xml:space="preserve">26 </w:t>
+              <w:t>2</w:t>
             </w:r>
             <w:r>
               <w:rPr>
@@ -277,7 +277,7 @@
                 <w:sz w:val="28"/>
                 <w:szCs w:val="28"/>
               </w:rPr>
-              <w:t xml:space="preserve">tháng </w:t>
+              <w:t>9</w:t>
             </w:r>
             <w:r>
               <w:rPr>
@@ -287,7 +287,7 @@
                 <w:sz w:val="28"/>
                 <w:szCs w:val="28"/>
               </w:rPr>
-              <w:t>6</w:t>
+              <w:t xml:space="preserve"> </w:t>
             </w:r>
             <w:r>
               <w:rPr>
@@ -297,7 +297,7 @@
                 <w:sz w:val="28"/>
                 <w:szCs w:val="28"/>
               </w:rPr>
-              <w:t xml:space="preserve">  năm </w:t>
+              <w:t xml:space="preserve">tháng </w:t>
             </w:r>
             <w:r>
               <w:rPr>
@@ -307,7 +307,7 @@
                 <w:sz w:val="28"/>
                 <w:szCs w:val="28"/>
               </w:rPr>
-              <w:t>202</w:t>
+              <w:t>6</w:t>
             </w:r>
             <w:r>
               <w:rPr>
@@ -317,6 +317,26 @@
                 <w:sz w:val="28"/>
                 <w:szCs w:val="28"/>
               </w:rPr>
+              <w:t xml:space="preserve">  năm </w:t>
+            </w:r>
+            <w:r>
+              <w:rPr>
+                <w:rFonts w:ascii="Times New Roman" w:eastAsia="Times New Roman" w:hAnsi="Times New Roman" w:cs="Times New Roman"/>
+                <w:i/>
+                <w:iCs/>
+                <w:sz w:val="28"/>
+                <w:szCs w:val="28"/>
+              </w:rPr>
+              <w:t>202</w:t>
+            </w:r>
+            <w:r>
+              <w:rPr>
+                <w:rFonts w:ascii="Times New Roman" w:eastAsia="Times New Roman" w:hAnsi="Times New Roman" w:cs="Times New Roman"/>
+                <w:i/>
+                <w:iCs/>
+                <w:sz w:val="28"/>
+                <w:szCs w:val="28"/>
+              </w:rPr>
               <w:t>6</w:t>
             </w:r>
           </w:p>
@@ -417,6 +437,16 @@
           <w:szCs w:val="28"/>
         </w:rPr>
         <w:t>Người đại diện pháp luật</w:t>
+      </w:r>
+      <w:r>
+        <w:rPr>
+          <w:rFonts w:ascii="Times New Roman" w:eastAsia="Times New Roman" w:hAnsi="Times New Roman" w:cs="Times New Roman"/>
+          <w:b/>
+          <w:bCs/>
+          <w:sz w:val="28"/>
+          <w:szCs w:val="28"/>
+        </w:rPr>
+        <w:t>, thay đổi ngành nghề</w:t>
       </w:r>
     </w:p>
     <w:p>
@@ -628,7 +658,7 @@
           <w:sz w:val="28"/>
           <w:szCs w:val="28"/>
         </w:rPr>
-        <w:t>CÔNG TY TNHH SẢN XUẤT VẠN SỰ PHÚC</w:t>
+        <w:t>CÔNG TY TNHH PCCC TUẤN PHÁT</w:t>
       </w:r>
     </w:p>
     <w:p>
@@ -829,7 +859,7 @@
           <w:szCs w:val="26"/>
           <w:lang w:val="sv-SE"/>
         </w:rPr>
-        <w:t>LƯU THỊ MAI KHANH</w:t>
+        <w:t>LÊ TÚ TÀI</w:t>
       </w:r>
       <w:r>
         <w:rPr>
@@ -929,14 +959,11 @@
       </w:r>
       <w:r>
         <w:rPr>
-          <w:rFonts w:ascii="Times New Roman" w:eastAsia="Times New Roman" w:hAnsi="Times New Roman" w:cs="Times New Roman"/>
-          <w:b/>
-          <w:bCs/>
+          <w:rFonts w:ascii="Times New Roman" w:hAnsi="Times New Roman" w:cs="Times New Roman"/>
           <w:sz w:val="26"/>
           <w:szCs w:val="26"/>
-          <w:lang w:val="sv-SE"/>
-        </w:rPr>
-        <w:t>HỨA NGỌC HẠNH</w:t>
+        </w:rPr>
+        <w:t>LÊ HOÀNG GIANG</w:t>
       </w:r>
       <w:r>
         <w:rPr>
@@ -1054,7 +1081,7 @@
           <w:szCs w:val="26"/>
           <w:lang w:val="sv-SE"/>
         </w:rPr>
-        <w:t>HỨA NGỌC HẠNH</w:t>
+        <w:t>LÊ HOÀNG GIANG</w:t>
       </w:r>
     </w:p>
     <w:p>
@@ -1086,9 +1113,8 @@
           <w:rFonts w:ascii="Times New Roman" w:hAnsi="Times New Roman" w:cs="Times New Roman"/>
           <w:sz w:val="26"/>
           <w:szCs w:val="26"/>
-          <w:lang w:val="sv-SE"/>
-        </w:rPr>
-        <w:t>14/07/1991</w:t>
+        </w:rPr>
+        <w:t>03/08/1988</w:t>
       </w:r>
     </w:p>
     <w:p>
@@ -1120,17 +1146,8 @@
           <w:rFonts w:ascii="Times New Roman" w:hAnsi="Times New Roman" w:cs="Times New Roman"/>
           <w:sz w:val="26"/>
           <w:szCs w:val="26"/>
-          <w:lang w:val="vi-VN"/>
-        </w:rPr>
-        <w:t>N</w:t>
-      </w:r>
-      <w:r>
-        <w:rPr>
-          <w:rFonts w:ascii="Times New Roman" w:hAnsi="Times New Roman" w:cs="Times New Roman"/>
-          <w:sz w:val="26"/>
-          <w:szCs w:val="26"/>
-        </w:rPr>
-        <w:t>ữ</w:t>
+        </w:rPr>
+        <w:t>Nam</w:t>
       </w:r>
     </w:p>
     <w:p>
@@ -1165,12 +1182,11 @@
       </w:r>
       <w:r>
         <w:rPr>
-          <w:rFonts w:ascii="Times New Roman" w:eastAsia="Times New Roman" w:hAnsi="Times New Roman" w:cs="Times New Roman"/>
+          <w:rFonts w:ascii="Times New Roman" w:hAnsi="Times New Roman" w:cs="Times New Roman"/>
           <w:sz w:val="26"/>
           <w:szCs w:val="26"/>
-          <w:lang w:val="vi-VN" w:eastAsia="zh-CN"/>
-        </w:rPr>
-        <w:t>091191009007</w:t>
+        </w:rPr>
+        <w:t>038088044977</w:t>
       </w:r>
     </w:p>
     <w:bookmarkEnd w:id="0"/>
@@ -1194,15 +1210,7 @@
           <w:sz w:val="28"/>
           <w:szCs w:val="28"/>
         </w:rPr>
-        <w:t xml:space="preserve">Chức danh: </w:t>
-      </w:r>
-      <w:r>
-        <w:rPr>
-          <w:rFonts w:ascii="Times New Roman" w:hAnsi="Times New Roman" w:cs="Times New Roman"/>
-          <w:sz w:val="28"/>
-          <w:szCs w:val="28"/>
-        </w:rPr>
-        <w:t>Chủ tịch công ty kiêm Giám đốc</w:t>
+        <w:t>Chức danh: Chủ tịch công ty kiêm Giám đốc</w:t>
       </w:r>
     </w:p>
     <w:p>
@@ -1266,7 +1274,7 @@
           <w:sz w:val="26"/>
           <w:szCs w:val="26"/>
         </w:rPr>
-        <w:t>Tổ 18, Khu 6</w:t>
+        <w:t>58/2 Đường 16, KP1</w:t>
       </w:r>
     </w:p>
     <w:p>
@@ -1293,15 +1301,7 @@
           <w:sz w:val="26"/>
           <w:szCs w:val="26"/>
         </w:rPr>
-        <w:t>phường</w:t>
-      </w:r>
-      <w:r>
-        <w:rPr>
-          <w:rFonts w:ascii="Times New Roman" w:hAnsi="Times New Roman" w:cs="Times New Roman"/>
-          <w:sz w:val="26"/>
-          <w:szCs w:val="26"/>
-        </w:rPr>
-        <w:t xml:space="preserve"> Tân Phú</w:t>
+        <w:t>Phường Linh Xuân</w:t>
       </w:r>
     </w:p>
     <w:p>
@@ -1340,7 +1340,7 @@
           <w:sz w:val="26"/>
           <w:szCs w:val="26"/>
         </w:rPr>
-        <w:t>Thành phố Đồng Nai</w:t>
+        <w:t>Thành phố Hồ Chí Minh</w:t>
       </w:r>
     </w:p>
     <w:p>
@@ -1374,13 +1374,52 @@
     <w:p>
       <w:pPr>
         <w:spacing w:after="120" w:line="240" w:lineRule="auto"/>
-        <w:ind w:left="360" w:right="0"/>
-        <w:rPr>
-          <w:rFonts w:ascii="Times New Roman" w:hAnsi="Times New Roman" w:cs="Times New Roman"/>
-          <w:sz w:val="28"/>
-          <w:szCs w:val="28"/>
-        </w:rPr>
-      </w:pPr>
+        <w:ind w:left="0" w:right="0" w:firstLine="360"/>
+        <w:jc w:val="both"/>
+        <w:rPr>
+          <w:rFonts w:ascii="Times New Roman" w:hAnsi="Times New Roman" w:cs="Times New Roman"/>
+          <w:sz w:val="28"/>
+          <w:szCs w:val="28"/>
+        </w:rPr>
+      </w:pPr>
+      <w:r>
+        <w:rPr>
+          <w:rFonts w:ascii="Times New Roman" w:hAnsi="Times New Roman" w:cs="Times New Roman"/>
+          <w:b/>
+          <w:bCs/>
+          <w:sz w:val="28"/>
+          <w:szCs w:val="28"/>
+          <w:u w:val="single"/>
+        </w:rPr>
+        <w:t xml:space="preserve">Điều </w:t>
+      </w:r>
+      <w:r>
+        <w:rPr>
+          <w:rFonts w:ascii="Times New Roman" w:hAnsi="Times New Roman" w:cs="Times New Roman"/>
+          <w:b/>
+          <w:bCs/>
+          <w:sz w:val="28"/>
+          <w:szCs w:val="28"/>
+          <w:u w:val="single"/>
+        </w:rPr>
+        <w:t>2</w:t>
+      </w:r>
+      <w:r>
+        <w:rPr>
+          <w:rFonts w:ascii="Times New Roman" w:hAnsi="Times New Roman" w:cs="Times New Roman"/>
+          <w:sz w:val="28"/>
+          <w:szCs w:val="28"/>
+        </w:rPr>
+        <w:t xml:space="preserve">: </w:t>
+      </w:r>
+      <w:r>
+        <w:rPr>
+          <w:rFonts w:ascii="Times New Roman" w:hAnsi="Times New Roman" w:cs="Times New Roman"/>
+          <w:sz w:val="28"/>
+          <w:szCs w:val="28"/>
+        </w:rPr>
+        <w:t>Thay đổi, cập nhật danh sách ngành nghề theo</w:t>
+      </w:r>
       <w:r>
         <w:rPr>
           <w:rFonts w:ascii="Times New Roman" w:hAnsi="Times New Roman" w:cs="Times New Roman"/>
@@ -1389,6 +1428,2341 @@
         </w:rPr>
         <w:t xml:space="preserve"> </w:t>
       </w:r>
+      <w:r>
+        <w:rPr>
+          <w:rFonts w:ascii="Times New Roman" w:hAnsi="Times New Roman" w:cs="Times New Roman"/>
+          <w:sz w:val="28"/>
+          <w:szCs w:val="28"/>
+        </w:rPr>
+        <w:t>Quyết định số 36/2025/QĐ-TTg</w:t>
+      </w:r>
+      <w:r>
+        <w:rPr>
+          <w:rFonts w:ascii="Times New Roman" w:hAnsi="Times New Roman" w:cs="Times New Roman"/>
+          <w:sz w:val="28"/>
+          <w:szCs w:val="28"/>
+        </w:rPr>
+        <w:t>.</w:t>
+      </w:r>
+    </w:p>
+    <w:p>
+      <w:pPr>
+        <w:pStyle w:val="ListParagraph"/>
+        <w:numPr>
+          <w:ilvl w:val="0"/>
+          <w:numId w:val="4"/>
+        </w:numPr>
+        <w:spacing w:after="120" w:line="240" w:lineRule="auto"/>
+        <w:ind w:right="0"/>
+        <w:jc w:val="both"/>
+        <w:rPr>
+          <w:rFonts w:ascii="Times New Roman" w:hAnsi="Times New Roman"/>
+          <w:sz w:val="28"/>
+          <w:szCs w:val="28"/>
+        </w:rPr>
+      </w:pPr>
+      <w:r>
+        <w:rPr>
+          <w:rFonts w:ascii="Times New Roman" w:hAnsi="Times New Roman"/>
+          <w:sz w:val="28"/>
+          <w:szCs w:val="28"/>
+        </w:rPr>
+        <w:t>Ngành nghề được cập nhật</w:t>
+      </w:r>
+    </w:p>
+    <w:tbl>
+      <w:tblPr>
+        <w:tblStyle w:val="TableGrid1"/>
+        <w:tblW w:w="0" w:type="auto"/>
+        <w:jc w:val="center"/>
+        <w:tblLook w:val="04A0" w:firstRow="1" w:lastRow="0" w:firstColumn="1" w:lastColumn="0" w:noHBand="0" w:noVBand="1"/>
+      </w:tblPr>
+      <w:tblGrid>
+        <w:gridCol w:w="632"/>
+        <w:gridCol w:w="6506"/>
+        <w:gridCol w:w="1001"/>
+        <w:gridCol w:w="1147"/>
+      </w:tblGrid>
+      <w:tr>
+        <w:trPr>
+          <w:jc w:val="center"/>
+        </w:trPr>
+        <w:tc>
+          <w:tcPr>
+            <w:tcW w:w="0" w:type="auto"/>
+            <w:shd w:val="clear" w:color="auto" w:fill="D9EAF7"/>
+            <w:vAlign w:val="center"/>
+          </w:tcPr>
+          <w:p>
+            <w:pPr>
+              <w:spacing w:after="0" w:line="240" w:lineRule="auto"/>
+              <w:ind w:left="0" w:right="0"/>
+              <w:jc w:val="center"/>
+              <w:rPr>
+                <w:rFonts w:ascii="Times New Roman" w:eastAsia="Times New Roman" w:hAnsi="Times New Roman" w:cs="Times New Roman"/>
+              </w:rPr>
+            </w:pPr>
+            <w:r>
+              <w:rPr>
+                <w:rFonts w:ascii="Times New Roman" w:eastAsia="Times New Roman" w:hAnsi="Times New Roman" w:cs="Times New Roman"/>
+                <w:b/>
+              </w:rPr>
+              <w:t>STT</w:t>
+            </w:r>
+          </w:p>
+        </w:tc>
+        <w:tc>
+          <w:tcPr>
+            <w:tcW w:w="0" w:type="auto"/>
+            <w:shd w:val="clear" w:color="auto" w:fill="D9EAF7"/>
+            <w:vAlign w:val="center"/>
+          </w:tcPr>
+          <w:p>
+            <w:pPr>
+              <w:spacing w:after="0" w:line="240" w:lineRule="auto"/>
+              <w:ind w:left="0" w:right="0"/>
+              <w:jc w:val="center"/>
+              <w:rPr>
+                <w:rFonts w:ascii="Times New Roman" w:eastAsia="Times New Roman" w:hAnsi="Times New Roman" w:cs="Times New Roman"/>
+              </w:rPr>
+            </w:pPr>
+            <w:r>
+              <w:rPr>
+                <w:rFonts w:ascii="Times New Roman" w:eastAsia="Times New Roman" w:hAnsi="Times New Roman" w:cs="Times New Roman"/>
+                <w:b/>
+              </w:rPr>
+              <w:t>Tên ngành</w:t>
+            </w:r>
+            <w:r>
+              <w:rPr>
+                <w:rFonts w:ascii="Times New Roman" w:eastAsia="Times New Roman" w:hAnsi="Times New Roman" w:cs="Times New Roman"/>
+                <w:b/>
+              </w:rPr>
+              <w:t xml:space="preserve"> được cập nhật</w:t>
+            </w:r>
+          </w:p>
+        </w:tc>
+        <w:tc>
+          <w:tcPr>
+            <w:tcW w:w="0" w:type="auto"/>
+            <w:shd w:val="clear" w:color="auto" w:fill="D9EAF7"/>
+            <w:vAlign w:val="center"/>
+          </w:tcPr>
+          <w:p>
+            <w:pPr>
+              <w:spacing w:after="0" w:line="240" w:lineRule="auto"/>
+              <w:ind w:left="0" w:right="0"/>
+              <w:jc w:val="center"/>
+              <w:rPr>
+                <w:rFonts w:ascii="Times New Roman" w:eastAsia="Times New Roman" w:hAnsi="Times New Roman" w:cs="Times New Roman"/>
+              </w:rPr>
+            </w:pPr>
+            <w:r>
+              <w:rPr>
+                <w:rFonts w:ascii="Times New Roman" w:eastAsia="Times New Roman" w:hAnsi="Times New Roman" w:cs="Times New Roman"/>
+                <w:b/>
+              </w:rPr>
+              <w:t>Mã ngành</w:t>
+            </w:r>
+          </w:p>
+        </w:tc>
+        <w:tc>
+          <w:tcPr>
+            <w:tcW w:w="0" w:type="auto"/>
+            <w:shd w:val="clear" w:color="auto" w:fill="D9EAF7"/>
+            <w:vAlign w:val="center"/>
+          </w:tcPr>
+          <w:p>
+            <w:pPr>
+              <w:spacing w:after="0" w:line="240" w:lineRule="auto"/>
+              <w:ind w:left="0" w:right="0"/>
+              <w:jc w:val="center"/>
+              <w:rPr>
+                <w:rFonts w:ascii="Times New Roman" w:eastAsia="Times New Roman" w:hAnsi="Times New Roman" w:cs="Times New Roman"/>
+              </w:rPr>
+            </w:pPr>
+            <w:r>
+              <w:rPr>
+                <w:rFonts w:ascii="Times New Roman" w:eastAsia="Times New Roman" w:hAnsi="Times New Roman" w:cs="Times New Roman"/>
+                <w:b/>
+              </w:rPr>
+              <w:t>Ngành chính</w:t>
+            </w:r>
+          </w:p>
+        </w:tc>
+      </w:tr>
+      <w:tr>
+        <w:trPr>
+          <w:jc w:val="center"/>
+        </w:trPr>
+        <w:tc>
+          <w:tcPr>
+            <w:tcW w:w="0" w:type="auto"/>
+            <w:vAlign w:val="center"/>
+          </w:tcPr>
+          <w:p>
+            <w:pPr>
+              <w:spacing w:after="0" w:line="240" w:lineRule="auto"/>
+              <w:ind w:left="0" w:right="0"/>
+              <w:jc w:val="center"/>
+              <w:rPr>
+                <w:rFonts w:ascii="Times New Roman" w:eastAsia="Times New Roman" w:hAnsi="Times New Roman" w:cs="Times New Roman"/>
+              </w:rPr>
+            </w:pPr>
+            <w:r>
+              <w:rPr>
+                <w:rFonts w:ascii="Times New Roman" w:eastAsia="Times New Roman" w:hAnsi="Times New Roman" w:cs="Times New Roman"/>
+                <w:sz w:val="21"/>
+              </w:rPr>
+              <w:t>1</w:t>
+            </w:r>
+          </w:p>
+        </w:tc>
+        <w:tc>
+          <w:tcPr>
+            <w:tcW w:w="0" w:type="auto"/>
+            <w:vAlign w:val="center"/>
+          </w:tcPr>
+          <w:p>
+            <w:pPr>
+              <w:spacing w:after="0" w:line="240" w:lineRule="auto"/>
+              <w:ind w:left="0" w:right="0"/>
+              <w:rPr>
+                <w:rFonts w:ascii="Times New Roman" w:eastAsia="Times New Roman" w:hAnsi="Times New Roman" w:cs="Times New Roman"/>
+              </w:rPr>
+            </w:pPr>
+            <w:r>
+              <w:rPr>
+                <w:rFonts w:ascii="Times New Roman" w:eastAsia="Times New Roman" w:hAnsi="Times New Roman" w:cs="Times New Roman"/>
+                <w:sz w:val="21"/>
+              </w:rPr>
+              <w:t>Sửa chữa, bảo dưỡng máy móc, thiết bị</w:t>
+            </w:r>
+            <w:r>
+              <w:rPr>
+                <w:rFonts w:ascii="Times New Roman" w:eastAsia="Times New Roman" w:hAnsi="Times New Roman" w:cs="Times New Roman"/>
+              </w:rPr>
+              <w:br/>
+            </w:r>
+            <w:r>
+              <w:rPr>
+                <w:rFonts w:ascii="Times New Roman" w:eastAsia="Times New Roman" w:hAnsi="Times New Roman" w:cs="Times New Roman"/>
+                <w:sz w:val="21"/>
+              </w:rPr>
+              <w:t>Chi tiết: Bảo trì hệ thống phòng cháy chữa cháy, Cung cấp nạp sạc bình phòng cháy chữa cháy, đo điện trở tiếp đất hệ thống chống sét.</w:t>
+            </w:r>
+            <w:r>
+              <w:rPr>
+                <w:rFonts w:ascii="Times New Roman" w:eastAsia="Times New Roman" w:hAnsi="Times New Roman" w:cs="Times New Roman"/>
+              </w:rPr>
+              <w:br/>
+            </w:r>
+            <w:r>
+              <w:rPr>
+                <w:rFonts w:ascii="Times New Roman" w:eastAsia="Times New Roman" w:hAnsi="Times New Roman" w:cs="Times New Roman"/>
+                <w:sz w:val="21"/>
+              </w:rPr>
+              <w:t>( Trừ xử lý , tráng phủ, xi mạ kim loại)</w:t>
+            </w:r>
+          </w:p>
+        </w:tc>
+        <w:tc>
+          <w:tcPr>
+            <w:tcW w:w="0" w:type="auto"/>
+            <w:vAlign w:val="center"/>
+          </w:tcPr>
+          <w:p>
+            <w:pPr>
+              <w:spacing w:after="0" w:line="240" w:lineRule="auto"/>
+              <w:ind w:left="0" w:right="0"/>
+              <w:jc w:val="center"/>
+              <w:rPr>
+                <w:rFonts w:ascii="Times New Roman" w:eastAsia="Times New Roman" w:hAnsi="Times New Roman" w:cs="Times New Roman"/>
+              </w:rPr>
+            </w:pPr>
+            <w:r>
+              <w:rPr>
+                <w:rFonts w:ascii="Times New Roman" w:eastAsia="Times New Roman" w:hAnsi="Times New Roman" w:cs="Times New Roman"/>
+                <w:sz w:val="21"/>
+              </w:rPr>
+              <w:t>3312</w:t>
+            </w:r>
+          </w:p>
+        </w:tc>
+        <w:tc>
+          <w:tcPr>
+            <w:tcW w:w="0" w:type="auto"/>
+            <w:vAlign w:val="center"/>
+          </w:tcPr>
+          <w:p>
+            <w:pPr>
+              <w:spacing w:after="0" w:line="240" w:lineRule="auto"/>
+              <w:ind w:left="0" w:right="0"/>
+              <w:jc w:val="center"/>
+              <w:rPr>
+                <w:rFonts w:ascii="Times New Roman" w:eastAsia="Times New Roman" w:hAnsi="Times New Roman" w:cs="Times New Roman"/>
+              </w:rPr>
+            </w:pPr>
+          </w:p>
+        </w:tc>
+      </w:tr>
+      <w:tr>
+        <w:trPr>
+          <w:jc w:val="center"/>
+        </w:trPr>
+        <w:tc>
+          <w:tcPr>
+            <w:tcW w:w="0" w:type="auto"/>
+            <w:vAlign w:val="center"/>
+          </w:tcPr>
+          <w:p>
+            <w:pPr>
+              <w:spacing w:after="0" w:line="240" w:lineRule="auto"/>
+              <w:ind w:left="0" w:right="0"/>
+              <w:jc w:val="center"/>
+              <w:rPr>
+                <w:rFonts w:ascii="Times New Roman" w:eastAsia="Times New Roman" w:hAnsi="Times New Roman" w:cs="Times New Roman"/>
+              </w:rPr>
+            </w:pPr>
+            <w:r>
+              <w:rPr>
+                <w:rFonts w:ascii="Times New Roman" w:eastAsia="Times New Roman" w:hAnsi="Times New Roman" w:cs="Times New Roman"/>
+                <w:sz w:val="21"/>
+              </w:rPr>
+              <w:t>2</w:t>
+            </w:r>
+          </w:p>
+        </w:tc>
+        <w:tc>
+          <w:tcPr>
+            <w:tcW w:w="0" w:type="auto"/>
+            <w:vAlign w:val="center"/>
+          </w:tcPr>
+          <w:p>
+            <w:pPr>
+              <w:spacing w:after="0" w:line="240" w:lineRule="auto"/>
+              <w:ind w:left="0" w:right="0"/>
+              <w:rPr>
+                <w:rFonts w:ascii="Times New Roman" w:eastAsia="Times New Roman" w:hAnsi="Times New Roman" w:cs="Times New Roman"/>
+              </w:rPr>
+            </w:pPr>
+            <w:r>
+              <w:rPr>
+                <w:rFonts w:ascii="Times New Roman" w:eastAsia="Times New Roman" w:hAnsi="Times New Roman" w:cs="Times New Roman"/>
+                <w:sz w:val="21"/>
+              </w:rPr>
+              <w:t>Sửa chữa, bảo dưỡng thiết bị điện tử và quang học</w:t>
+            </w:r>
+            <w:r>
+              <w:rPr>
+                <w:rFonts w:ascii="Times New Roman" w:eastAsia="Times New Roman" w:hAnsi="Times New Roman" w:cs="Times New Roman"/>
+              </w:rPr>
+              <w:br/>
+            </w:r>
+            <w:r>
+              <w:rPr>
+                <w:rFonts w:ascii="Times New Roman" w:eastAsia="Times New Roman" w:hAnsi="Times New Roman" w:cs="Times New Roman"/>
+                <w:sz w:val="21"/>
+              </w:rPr>
+              <w:t>( Trừ xử lý , tráng phủ, xi mạ kim loại)</w:t>
+            </w:r>
+          </w:p>
+        </w:tc>
+        <w:tc>
+          <w:tcPr>
+            <w:tcW w:w="0" w:type="auto"/>
+            <w:vAlign w:val="center"/>
+          </w:tcPr>
+          <w:p>
+            <w:pPr>
+              <w:spacing w:after="0" w:line="240" w:lineRule="auto"/>
+              <w:ind w:left="0" w:right="0"/>
+              <w:jc w:val="center"/>
+              <w:rPr>
+                <w:rFonts w:ascii="Times New Roman" w:eastAsia="Times New Roman" w:hAnsi="Times New Roman" w:cs="Times New Roman"/>
+              </w:rPr>
+            </w:pPr>
+            <w:r>
+              <w:rPr>
+                <w:rFonts w:ascii="Times New Roman" w:eastAsia="Times New Roman" w:hAnsi="Times New Roman" w:cs="Times New Roman"/>
+                <w:sz w:val="21"/>
+              </w:rPr>
+              <w:t>3313</w:t>
+            </w:r>
+          </w:p>
+        </w:tc>
+        <w:tc>
+          <w:tcPr>
+            <w:tcW w:w="0" w:type="auto"/>
+            <w:vAlign w:val="center"/>
+          </w:tcPr>
+          <w:p>
+            <w:pPr>
+              <w:spacing w:after="0" w:line="240" w:lineRule="auto"/>
+              <w:ind w:left="0" w:right="0"/>
+              <w:jc w:val="center"/>
+              <w:rPr>
+                <w:rFonts w:ascii="Times New Roman" w:eastAsia="Times New Roman" w:hAnsi="Times New Roman" w:cs="Times New Roman"/>
+              </w:rPr>
+            </w:pPr>
+          </w:p>
+        </w:tc>
+      </w:tr>
+      <w:tr>
+        <w:trPr>
+          <w:jc w:val="center"/>
+        </w:trPr>
+        <w:tc>
+          <w:tcPr>
+            <w:tcW w:w="0" w:type="auto"/>
+            <w:vAlign w:val="center"/>
+          </w:tcPr>
+          <w:p>
+            <w:pPr>
+              <w:spacing w:after="0" w:line="240" w:lineRule="auto"/>
+              <w:ind w:left="0" w:right="0"/>
+              <w:jc w:val="center"/>
+              <w:rPr>
+                <w:rFonts w:ascii="Times New Roman" w:eastAsia="Times New Roman" w:hAnsi="Times New Roman" w:cs="Times New Roman"/>
+              </w:rPr>
+            </w:pPr>
+            <w:r>
+              <w:rPr>
+                <w:rFonts w:ascii="Times New Roman" w:eastAsia="Times New Roman" w:hAnsi="Times New Roman" w:cs="Times New Roman"/>
+                <w:sz w:val="21"/>
+              </w:rPr>
+              <w:t>3</w:t>
+            </w:r>
+          </w:p>
+        </w:tc>
+        <w:tc>
+          <w:tcPr>
+            <w:tcW w:w="0" w:type="auto"/>
+            <w:vAlign w:val="center"/>
+          </w:tcPr>
+          <w:p>
+            <w:pPr>
+              <w:spacing w:after="0" w:line="240" w:lineRule="auto"/>
+              <w:ind w:left="0" w:right="0"/>
+              <w:rPr>
+                <w:rFonts w:ascii="Times New Roman" w:eastAsia="Times New Roman" w:hAnsi="Times New Roman" w:cs="Times New Roman"/>
+              </w:rPr>
+            </w:pPr>
+            <w:r>
+              <w:rPr>
+                <w:rFonts w:ascii="Times New Roman" w:eastAsia="Times New Roman" w:hAnsi="Times New Roman" w:cs="Times New Roman"/>
+                <w:sz w:val="21"/>
+              </w:rPr>
+              <w:t>Sửa chữa, bảo dưỡng thiết bị điện</w:t>
+            </w:r>
+            <w:r>
+              <w:rPr>
+                <w:rFonts w:ascii="Times New Roman" w:eastAsia="Times New Roman" w:hAnsi="Times New Roman" w:cs="Times New Roman"/>
+              </w:rPr>
+              <w:br/>
+            </w:r>
+            <w:r>
+              <w:rPr>
+                <w:rFonts w:ascii="Times New Roman" w:eastAsia="Times New Roman" w:hAnsi="Times New Roman" w:cs="Times New Roman"/>
+                <w:sz w:val="21"/>
+              </w:rPr>
+              <w:t>( Trừ xử lý , tráng phủ, xi mạ kim loại)</w:t>
+            </w:r>
+          </w:p>
+        </w:tc>
+        <w:tc>
+          <w:tcPr>
+            <w:tcW w:w="0" w:type="auto"/>
+            <w:vAlign w:val="center"/>
+          </w:tcPr>
+          <w:p>
+            <w:pPr>
+              <w:spacing w:after="0" w:line="240" w:lineRule="auto"/>
+              <w:ind w:left="0" w:right="0"/>
+              <w:jc w:val="center"/>
+              <w:rPr>
+                <w:rFonts w:ascii="Times New Roman" w:eastAsia="Times New Roman" w:hAnsi="Times New Roman" w:cs="Times New Roman"/>
+              </w:rPr>
+            </w:pPr>
+            <w:r>
+              <w:rPr>
+                <w:rFonts w:ascii="Times New Roman" w:eastAsia="Times New Roman" w:hAnsi="Times New Roman" w:cs="Times New Roman"/>
+                <w:sz w:val="21"/>
+              </w:rPr>
+              <w:t>3314</w:t>
+            </w:r>
+          </w:p>
+        </w:tc>
+        <w:tc>
+          <w:tcPr>
+            <w:tcW w:w="0" w:type="auto"/>
+            <w:vAlign w:val="center"/>
+          </w:tcPr>
+          <w:p>
+            <w:pPr>
+              <w:spacing w:after="0" w:line="240" w:lineRule="auto"/>
+              <w:ind w:left="0" w:right="0"/>
+              <w:jc w:val="center"/>
+              <w:rPr>
+                <w:rFonts w:ascii="Times New Roman" w:eastAsia="Times New Roman" w:hAnsi="Times New Roman" w:cs="Times New Roman"/>
+              </w:rPr>
+            </w:pPr>
+          </w:p>
+        </w:tc>
+      </w:tr>
+      <w:tr>
+        <w:trPr>
+          <w:jc w:val="center"/>
+        </w:trPr>
+        <w:tc>
+          <w:tcPr>
+            <w:tcW w:w="0" w:type="auto"/>
+            <w:vAlign w:val="center"/>
+          </w:tcPr>
+          <w:p>
+            <w:pPr>
+              <w:spacing w:after="0" w:line="240" w:lineRule="auto"/>
+              <w:ind w:left="0" w:right="0"/>
+              <w:jc w:val="center"/>
+              <w:rPr>
+                <w:rFonts w:ascii="Times New Roman" w:eastAsia="Times New Roman" w:hAnsi="Times New Roman" w:cs="Times New Roman"/>
+              </w:rPr>
+            </w:pPr>
+            <w:r>
+              <w:rPr>
+                <w:rFonts w:ascii="Times New Roman" w:eastAsia="Times New Roman" w:hAnsi="Times New Roman" w:cs="Times New Roman"/>
+                <w:sz w:val="21"/>
+              </w:rPr>
+              <w:t>4</w:t>
+            </w:r>
+          </w:p>
+        </w:tc>
+        <w:tc>
+          <w:tcPr>
+            <w:tcW w:w="0" w:type="auto"/>
+            <w:vAlign w:val="center"/>
+          </w:tcPr>
+          <w:p>
+            <w:pPr>
+              <w:spacing w:after="0" w:line="240" w:lineRule="auto"/>
+              <w:ind w:left="0" w:right="0"/>
+              <w:rPr>
+                <w:rFonts w:ascii="Times New Roman" w:eastAsia="Times New Roman" w:hAnsi="Times New Roman" w:cs="Times New Roman"/>
+              </w:rPr>
+            </w:pPr>
+            <w:r>
+              <w:rPr>
+                <w:rFonts w:ascii="Times New Roman" w:eastAsia="Times New Roman" w:hAnsi="Times New Roman" w:cs="Times New Roman"/>
+                <w:sz w:val="21"/>
+              </w:rPr>
+              <w:t>Sửa chữa, bảo dưỡng thiết bị khác</w:t>
+            </w:r>
+            <w:r>
+              <w:rPr>
+                <w:rFonts w:ascii="Times New Roman" w:eastAsia="Times New Roman" w:hAnsi="Times New Roman" w:cs="Times New Roman"/>
+              </w:rPr>
+              <w:br/>
+            </w:r>
+            <w:r>
+              <w:rPr>
+                <w:rFonts w:ascii="Times New Roman" w:eastAsia="Times New Roman" w:hAnsi="Times New Roman" w:cs="Times New Roman"/>
+                <w:sz w:val="21"/>
+              </w:rPr>
+              <w:t>Chi tiết: Sửa chữa các loại thiết bị phòng cháy chữa cháy, chống sét, báo trộm, camera</w:t>
+            </w:r>
+          </w:p>
+        </w:tc>
+        <w:tc>
+          <w:tcPr>
+            <w:tcW w:w="0" w:type="auto"/>
+            <w:vAlign w:val="center"/>
+          </w:tcPr>
+          <w:p>
+            <w:pPr>
+              <w:spacing w:after="0" w:line="240" w:lineRule="auto"/>
+              <w:ind w:left="0" w:right="0"/>
+              <w:jc w:val="center"/>
+              <w:rPr>
+                <w:rFonts w:ascii="Times New Roman" w:eastAsia="Times New Roman" w:hAnsi="Times New Roman" w:cs="Times New Roman"/>
+              </w:rPr>
+            </w:pPr>
+            <w:r>
+              <w:rPr>
+                <w:rFonts w:ascii="Times New Roman" w:eastAsia="Times New Roman" w:hAnsi="Times New Roman" w:cs="Times New Roman"/>
+                <w:sz w:val="21"/>
+              </w:rPr>
+              <w:t>3319</w:t>
+            </w:r>
+          </w:p>
+        </w:tc>
+        <w:tc>
+          <w:tcPr>
+            <w:tcW w:w="0" w:type="auto"/>
+            <w:vAlign w:val="center"/>
+          </w:tcPr>
+          <w:p>
+            <w:pPr>
+              <w:spacing w:after="0" w:line="240" w:lineRule="auto"/>
+              <w:ind w:left="0" w:right="0"/>
+              <w:jc w:val="center"/>
+              <w:rPr>
+                <w:rFonts w:ascii="Times New Roman" w:eastAsia="Times New Roman" w:hAnsi="Times New Roman" w:cs="Times New Roman"/>
+              </w:rPr>
+            </w:pPr>
+          </w:p>
+        </w:tc>
+      </w:tr>
+      <w:tr>
+        <w:trPr>
+          <w:jc w:val="center"/>
+        </w:trPr>
+        <w:tc>
+          <w:tcPr>
+            <w:tcW w:w="0" w:type="auto"/>
+            <w:vAlign w:val="center"/>
+          </w:tcPr>
+          <w:p>
+            <w:pPr>
+              <w:spacing w:after="0" w:line="240" w:lineRule="auto"/>
+              <w:ind w:left="0" w:right="0"/>
+              <w:jc w:val="center"/>
+              <w:rPr>
+                <w:rFonts w:ascii="Times New Roman" w:eastAsia="Times New Roman" w:hAnsi="Times New Roman" w:cs="Times New Roman"/>
+              </w:rPr>
+            </w:pPr>
+            <w:r>
+              <w:rPr>
+                <w:rFonts w:ascii="Times New Roman" w:eastAsia="Times New Roman" w:hAnsi="Times New Roman" w:cs="Times New Roman"/>
+                <w:sz w:val="21"/>
+              </w:rPr>
+              <w:t>5</w:t>
+            </w:r>
+          </w:p>
+        </w:tc>
+        <w:tc>
+          <w:tcPr>
+            <w:tcW w:w="0" w:type="auto"/>
+            <w:vAlign w:val="center"/>
+          </w:tcPr>
+          <w:p>
+            <w:pPr>
+              <w:spacing w:after="0" w:line="240" w:lineRule="auto"/>
+              <w:ind w:left="0" w:right="0"/>
+              <w:rPr>
+                <w:rFonts w:ascii="Times New Roman" w:eastAsia="Times New Roman" w:hAnsi="Times New Roman" w:cs="Times New Roman"/>
+              </w:rPr>
+            </w:pPr>
+            <w:r>
+              <w:rPr>
+                <w:rFonts w:ascii="Times New Roman" w:eastAsia="Times New Roman" w:hAnsi="Times New Roman" w:cs="Times New Roman"/>
+                <w:sz w:val="21"/>
+              </w:rPr>
+              <w:t>Bán lẻ đồ ngũ kim, sơn, kính, vật liệu và thiết bị lắp đặt khác trong xây dựng</w:t>
+            </w:r>
+          </w:p>
+        </w:tc>
+        <w:tc>
+          <w:tcPr>
+            <w:tcW w:w="0" w:type="auto"/>
+            <w:vAlign w:val="center"/>
+          </w:tcPr>
+          <w:p>
+            <w:pPr>
+              <w:spacing w:after="0" w:line="240" w:lineRule="auto"/>
+              <w:ind w:left="0" w:right="0"/>
+              <w:jc w:val="center"/>
+              <w:rPr>
+                <w:rFonts w:ascii="Times New Roman" w:eastAsia="Times New Roman" w:hAnsi="Times New Roman" w:cs="Times New Roman"/>
+              </w:rPr>
+            </w:pPr>
+            <w:r>
+              <w:rPr>
+                <w:rFonts w:ascii="Times New Roman" w:eastAsia="Times New Roman" w:hAnsi="Times New Roman" w:cs="Times New Roman"/>
+                <w:sz w:val="21"/>
+              </w:rPr>
+              <w:t>4752</w:t>
+            </w:r>
+          </w:p>
+        </w:tc>
+        <w:tc>
+          <w:tcPr>
+            <w:tcW w:w="0" w:type="auto"/>
+            <w:vAlign w:val="center"/>
+          </w:tcPr>
+          <w:p>
+            <w:pPr>
+              <w:spacing w:after="0" w:line="240" w:lineRule="auto"/>
+              <w:ind w:left="0" w:right="0"/>
+              <w:jc w:val="center"/>
+              <w:rPr>
+                <w:rFonts w:ascii="Times New Roman" w:eastAsia="Times New Roman" w:hAnsi="Times New Roman" w:cs="Times New Roman"/>
+              </w:rPr>
+            </w:pPr>
+          </w:p>
+        </w:tc>
+      </w:tr>
+      <w:tr>
+        <w:trPr>
+          <w:jc w:val="center"/>
+        </w:trPr>
+        <w:tc>
+          <w:tcPr>
+            <w:tcW w:w="0" w:type="auto"/>
+            <w:vAlign w:val="center"/>
+          </w:tcPr>
+          <w:p>
+            <w:pPr>
+              <w:spacing w:after="0" w:line="240" w:lineRule="auto"/>
+              <w:ind w:left="0" w:right="0"/>
+              <w:jc w:val="center"/>
+              <w:rPr>
+                <w:rFonts w:ascii="Times New Roman" w:eastAsia="Times New Roman" w:hAnsi="Times New Roman" w:cs="Times New Roman"/>
+              </w:rPr>
+            </w:pPr>
+            <w:r>
+              <w:rPr>
+                <w:rFonts w:ascii="Times New Roman" w:eastAsia="Times New Roman" w:hAnsi="Times New Roman" w:cs="Times New Roman"/>
+                <w:sz w:val="21"/>
+              </w:rPr>
+              <w:t>6</w:t>
+            </w:r>
+          </w:p>
+        </w:tc>
+        <w:tc>
+          <w:tcPr>
+            <w:tcW w:w="0" w:type="auto"/>
+            <w:vAlign w:val="center"/>
+          </w:tcPr>
+          <w:p>
+            <w:pPr>
+              <w:spacing w:after="0" w:line="240" w:lineRule="auto"/>
+              <w:ind w:left="0" w:right="0"/>
+              <w:rPr>
+                <w:rFonts w:ascii="Times New Roman" w:eastAsia="Times New Roman" w:hAnsi="Times New Roman" w:cs="Times New Roman"/>
+              </w:rPr>
+            </w:pPr>
+            <w:r>
+              <w:rPr>
+                <w:rFonts w:ascii="Times New Roman" w:eastAsia="Times New Roman" w:hAnsi="Times New Roman" w:cs="Times New Roman"/>
+                <w:sz w:val="21"/>
+              </w:rPr>
+              <w:t>Bán lẻ thảm, đệm, chăn, màn, rèm, vật liệu phủ tường và sàn</w:t>
+            </w:r>
+          </w:p>
+        </w:tc>
+        <w:tc>
+          <w:tcPr>
+            <w:tcW w:w="0" w:type="auto"/>
+            <w:vAlign w:val="center"/>
+          </w:tcPr>
+          <w:p>
+            <w:pPr>
+              <w:spacing w:after="0" w:line="240" w:lineRule="auto"/>
+              <w:ind w:left="0" w:right="0"/>
+              <w:jc w:val="center"/>
+              <w:rPr>
+                <w:rFonts w:ascii="Times New Roman" w:eastAsia="Times New Roman" w:hAnsi="Times New Roman" w:cs="Times New Roman"/>
+              </w:rPr>
+            </w:pPr>
+            <w:r>
+              <w:rPr>
+                <w:rFonts w:ascii="Times New Roman" w:eastAsia="Times New Roman" w:hAnsi="Times New Roman" w:cs="Times New Roman"/>
+                <w:sz w:val="21"/>
+              </w:rPr>
+              <w:t>4753</w:t>
+            </w:r>
+          </w:p>
+        </w:tc>
+        <w:tc>
+          <w:tcPr>
+            <w:tcW w:w="0" w:type="auto"/>
+            <w:vAlign w:val="center"/>
+          </w:tcPr>
+          <w:p>
+            <w:pPr>
+              <w:spacing w:after="0" w:line="240" w:lineRule="auto"/>
+              <w:ind w:left="0" w:right="0"/>
+              <w:jc w:val="center"/>
+              <w:rPr>
+                <w:rFonts w:ascii="Times New Roman" w:eastAsia="Times New Roman" w:hAnsi="Times New Roman" w:cs="Times New Roman"/>
+              </w:rPr>
+            </w:pPr>
+          </w:p>
+        </w:tc>
+      </w:tr>
+      <w:tr>
+        <w:trPr>
+          <w:jc w:val="center"/>
+        </w:trPr>
+        <w:tc>
+          <w:tcPr>
+            <w:tcW w:w="0" w:type="auto"/>
+            <w:vAlign w:val="center"/>
+          </w:tcPr>
+          <w:p>
+            <w:pPr>
+              <w:spacing w:after="0" w:line="240" w:lineRule="auto"/>
+              <w:ind w:left="0" w:right="0"/>
+              <w:jc w:val="center"/>
+              <w:rPr>
+                <w:rFonts w:ascii="Times New Roman" w:eastAsia="Times New Roman" w:hAnsi="Times New Roman" w:cs="Times New Roman"/>
+              </w:rPr>
+            </w:pPr>
+            <w:r>
+              <w:rPr>
+                <w:rFonts w:ascii="Times New Roman" w:eastAsia="Times New Roman" w:hAnsi="Times New Roman" w:cs="Times New Roman"/>
+                <w:sz w:val="21"/>
+              </w:rPr>
+              <w:t>7</w:t>
+            </w:r>
+          </w:p>
+        </w:tc>
+        <w:tc>
+          <w:tcPr>
+            <w:tcW w:w="0" w:type="auto"/>
+            <w:vAlign w:val="center"/>
+          </w:tcPr>
+          <w:p>
+            <w:pPr>
+              <w:spacing w:after="0" w:line="240" w:lineRule="auto"/>
+              <w:ind w:left="0" w:right="0"/>
+              <w:rPr>
+                <w:rFonts w:ascii="Times New Roman" w:eastAsia="Times New Roman" w:hAnsi="Times New Roman" w:cs="Times New Roman"/>
+              </w:rPr>
+            </w:pPr>
+            <w:r>
+              <w:rPr>
+                <w:rFonts w:ascii="Times New Roman" w:eastAsia="Times New Roman" w:hAnsi="Times New Roman" w:cs="Times New Roman"/>
+                <w:sz w:val="21"/>
+              </w:rPr>
+              <w:t>Bán lẻ thuốc, dụng cụ y tế, mỹ phẩm và vật phẩm vệ sinh</w:t>
+            </w:r>
+          </w:p>
+        </w:tc>
+        <w:tc>
+          <w:tcPr>
+            <w:tcW w:w="0" w:type="auto"/>
+            <w:vAlign w:val="center"/>
+          </w:tcPr>
+          <w:p>
+            <w:pPr>
+              <w:spacing w:after="0" w:line="240" w:lineRule="auto"/>
+              <w:ind w:left="0" w:right="0"/>
+              <w:jc w:val="center"/>
+              <w:rPr>
+                <w:rFonts w:ascii="Times New Roman" w:eastAsia="Times New Roman" w:hAnsi="Times New Roman" w:cs="Times New Roman"/>
+              </w:rPr>
+            </w:pPr>
+            <w:r>
+              <w:rPr>
+                <w:rFonts w:ascii="Times New Roman" w:eastAsia="Times New Roman" w:hAnsi="Times New Roman" w:cs="Times New Roman"/>
+                <w:sz w:val="21"/>
+              </w:rPr>
+              <w:t>4772</w:t>
+            </w:r>
+          </w:p>
+        </w:tc>
+        <w:tc>
+          <w:tcPr>
+            <w:tcW w:w="0" w:type="auto"/>
+            <w:vAlign w:val="center"/>
+          </w:tcPr>
+          <w:p>
+            <w:pPr>
+              <w:spacing w:after="0" w:line="240" w:lineRule="auto"/>
+              <w:ind w:left="0" w:right="0"/>
+              <w:jc w:val="center"/>
+              <w:rPr>
+                <w:rFonts w:ascii="Times New Roman" w:eastAsia="Times New Roman" w:hAnsi="Times New Roman" w:cs="Times New Roman"/>
+              </w:rPr>
+            </w:pPr>
+          </w:p>
+        </w:tc>
+      </w:tr>
+    </w:tbl>
+    <w:p>
+      <w:pPr>
+        <w:pStyle w:val="ListParagraph"/>
+        <w:spacing w:after="120" w:line="240" w:lineRule="auto"/>
+        <w:ind w:right="0"/>
+        <w:jc w:val="both"/>
+        <w:rPr>
+          <w:rFonts w:ascii="Times New Roman" w:hAnsi="Times New Roman"/>
+          <w:sz w:val="28"/>
+          <w:szCs w:val="28"/>
+        </w:rPr>
+      </w:pPr>
+    </w:p>
+    <w:p>
+      <w:pPr>
+        <w:pStyle w:val="ListParagraph"/>
+        <w:numPr>
+          <w:ilvl w:val="0"/>
+          <w:numId w:val="4"/>
+        </w:numPr>
+        <w:spacing w:after="120" w:line="240" w:lineRule="auto"/>
+        <w:ind w:right="0"/>
+        <w:rPr>
+          <w:rFonts w:ascii="Times New Roman" w:hAnsi="Times New Roman"/>
+          <w:sz w:val="28"/>
+          <w:szCs w:val="28"/>
+        </w:rPr>
+      </w:pPr>
+      <w:r>
+        <w:rPr>
+          <w:rFonts w:ascii="Times New Roman" w:hAnsi="Times New Roman"/>
+          <w:sz w:val="28"/>
+          <w:szCs w:val="28"/>
+        </w:rPr>
+        <w:t>Ngành nghề được bổ sung</w:t>
+      </w:r>
+    </w:p>
+    <w:tbl>
+      <w:tblPr>
+        <w:tblStyle w:val="TableGrid2"/>
+        <w:tblW w:w="0" w:type="auto"/>
+        <w:jc w:val="center"/>
+        <w:tblLook w:val="04A0" w:firstRow="1" w:lastRow="0" w:firstColumn="1" w:lastColumn="0" w:noHBand="0" w:noVBand="1"/>
+      </w:tblPr>
+      <w:tblGrid>
+        <w:gridCol w:w="632"/>
+        <w:gridCol w:w="6229"/>
+        <w:gridCol w:w="1109"/>
+        <w:gridCol w:w="1316"/>
+      </w:tblGrid>
+      <w:tr>
+        <w:trPr>
+          <w:jc w:val="center"/>
+        </w:trPr>
+        <w:tc>
+          <w:tcPr>
+            <w:tcW w:w="0" w:type="auto"/>
+            <w:shd w:val="clear" w:color="auto" w:fill="D9EAF7"/>
+            <w:vAlign w:val="center"/>
+          </w:tcPr>
+          <w:p>
+            <w:pPr>
+              <w:spacing w:after="0" w:line="240" w:lineRule="auto"/>
+              <w:ind w:left="0" w:right="0"/>
+              <w:jc w:val="center"/>
+              <w:rPr>
+                <w:rFonts w:ascii="Times New Roman" w:eastAsia="Times New Roman" w:hAnsi="Times New Roman" w:cs="Times New Roman"/>
+              </w:rPr>
+            </w:pPr>
+            <w:r>
+              <w:rPr>
+                <w:rFonts w:ascii="Times New Roman" w:eastAsia="Times New Roman" w:hAnsi="Times New Roman" w:cs="Times New Roman"/>
+                <w:b/>
+              </w:rPr>
+              <w:t>STT</w:t>
+            </w:r>
+          </w:p>
+        </w:tc>
+        <w:tc>
+          <w:tcPr>
+            <w:tcW w:w="0" w:type="auto"/>
+            <w:shd w:val="clear" w:color="auto" w:fill="D9EAF7"/>
+            <w:vAlign w:val="center"/>
+          </w:tcPr>
+          <w:p>
+            <w:pPr>
+              <w:spacing w:after="0" w:line="240" w:lineRule="auto"/>
+              <w:ind w:left="0" w:right="0"/>
+              <w:jc w:val="center"/>
+              <w:rPr>
+                <w:rFonts w:ascii="Times New Roman" w:eastAsia="Times New Roman" w:hAnsi="Times New Roman" w:cs="Times New Roman"/>
+              </w:rPr>
+            </w:pPr>
+            <w:r>
+              <w:rPr>
+                <w:rFonts w:ascii="Times New Roman" w:eastAsia="Times New Roman" w:hAnsi="Times New Roman" w:cs="Times New Roman"/>
+                <w:b/>
+              </w:rPr>
+              <w:t>Tên ngành</w:t>
+            </w:r>
+            <w:r>
+              <w:rPr>
+                <w:rFonts w:ascii="Times New Roman" w:eastAsia="Times New Roman" w:hAnsi="Times New Roman" w:cs="Times New Roman"/>
+                <w:b/>
+              </w:rPr>
+              <w:t xml:space="preserve"> được bổ sung</w:t>
+            </w:r>
+          </w:p>
+        </w:tc>
+        <w:tc>
+          <w:tcPr>
+            <w:tcW w:w="0" w:type="auto"/>
+            <w:shd w:val="clear" w:color="auto" w:fill="D9EAF7"/>
+            <w:vAlign w:val="center"/>
+          </w:tcPr>
+          <w:p>
+            <w:pPr>
+              <w:spacing w:after="0" w:line="240" w:lineRule="auto"/>
+              <w:ind w:left="0" w:right="0"/>
+              <w:jc w:val="center"/>
+              <w:rPr>
+                <w:rFonts w:ascii="Times New Roman" w:eastAsia="Times New Roman" w:hAnsi="Times New Roman" w:cs="Times New Roman"/>
+              </w:rPr>
+            </w:pPr>
+            <w:r>
+              <w:rPr>
+                <w:rFonts w:ascii="Times New Roman" w:eastAsia="Times New Roman" w:hAnsi="Times New Roman" w:cs="Times New Roman"/>
+                <w:b/>
+              </w:rPr>
+              <w:t>Mã ngành</w:t>
+            </w:r>
+          </w:p>
+        </w:tc>
+        <w:tc>
+          <w:tcPr>
+            <w:tcW w:w="0" w:type="auto"/>
+            <w:shd w:val="clear" w:color="auto" w:fill="D9EAF7"/>
+            <w:vAlign w:val="center"/>
+          </w:tcPr>
+          <w:p>
+            <w:pPr>
+              <w:spacing w:after="0" w:line="240" w:lineRule="auto"/>
+              <w:ind w:left="0" w:right="0"/>
+              <w:jc w:val="center"/>
+              <w:rPr>
+                <w:rFonts w:ascii="Times New Roman" w:eastAsia="Times New Roman" w:hAnsi="Times New Roman" w:cs="Times New Roman"/>
+              </w:rPr>
+            </w:pPr>
+            <w:r>
+              <w:rPr>
+                <w:rFonts w:ascii="Times New Roman" w:eastAsia="Times New Roman" w:hAnsi="Times New Roman" w:cs="Times New Roman"/>
+                <w:b/>
+              </w:rPr>
+              <w:t>Ngành chính</w:t>
+            </w:r>
+          </w:p>
+        </w:tc>
+      </w:tr>
+      <w:tr>
+        <w:trPr>
+          <w:jc w:val="center"/>
+        </w:trPr>
+        <w:tc>
+          <w:tcPr>
+            <w:tcW w:w="0" w:type="auto"/>
+            <w:vAlign w:val="center"/>
+          </w:tcPr>
+          <w:p>
+            <w:pPr>
+              <w:spacing w:after="0" w:line="240" w:lineRule="auto"/>
+              <w:ind w:left="0" w:right="0"/>
+              <w:jc w:val="center"/>
+              <w:rPr>
+                <w:rFonts w:ascii="Times New Roman" w:eastAsia="Times New Roman" w:hAnsi="Times New Roman" w:cs="Times New Roman"/>
+              </w:rPr>
+            </w:pPr>
+            <w:r>
+              <w:rPr>
+                <w:rFonts w:ascii="Times New Roman" w:eastAsia="Times New Roman" w:hAnsi="Times New Roman" w:cs="Times New Roman"/>
+                <w:sz w:val="21"/>
+              </w:rPr>
+              <w:t>1</w:t>
+            </w:r>
+          </w:p>
+        </w:tc>
+        <w:tc>
+          <w:tcPr>
+            <w:tcW w:w="0" w:type="auto"/>
+            <w:vAlign w:val="center"/>
+          </w:tcPr>
+          <w:p>
+            <w:pPr>
+              <w:spacing w:after="0" w:line="240" w:lineRule="auto"/>
+              <w:ind w:left="0" w:right="0"/>
+              <w:rPr>
+                <w:rFonts w:ascii="Times New Roman" w:eastAsia="Times New Roman" w:hAnsi="Times New Roman" w:cs="Times New Roman"/>
+              </w:rPr>
+            </w:pPr>
+            <w:r>
+              <w:rPr>
+                <w:rFonts w:ascii="Times New Roman" w:eastAsia="Times New Roman" w:hAnsi="Times New Roman" w:cs="Times New Roman"/>
+                <w:sz w:val="21"/>
+              </w:rPr>
+              <w:t>Bán buôn kim loại và quặng kim loại</w:t>
+            </w:r>
+            <w:r>
+              <w:rPr>
+                <w:rFonts w:ascii="Times New Roman" w:eastAsia="Times New Roman" w:hAnsi="Times New Roman" w:cs="Times New Roman"/>
+              </w:rPr>
+              <w:br/>
+            </w:r>
+            <w:r>
+              <w:rPr>
+                <w:rFonts w:ascii="Times New Roman" w:eastAsia="Times New Roman" w:hAnsi="Times New Roman" w:cs="Times New Roman"/>
+                <w:sz w:val="21"/>
+              </w:rPr>
+              <w:t>Chi tiết: Bán buôn sắt, thép, các mặt hàng kim loại là ngũ kim…</w:t>
+            </w:r>
+          </w:p>
+        </w:tc>
+        <w:tc>
+          <w:tcPr>
+            <w:tcW w:w="0" w:type="auto"/>
+            <w:vAlign w:val="center"/>
+          </w:tcPr>
+          <w:p>
+            <w:pPr>
+              <w:spacing w:after="0" w:line="240" w:lineRule="auto"/>
+              <w:ind w:left="0" w:right="0"/>
+              <w:jc w:val="center"/>
+              <w:rPr>
+                <w:rFonts w:ascii="Times New Roman" w:eastAsia="Times New Roman" w:hAnsi="Times New Roman" w:cs="Times New Roman"/>
+              </w:rPr>
+            </w:pPr>
+            <w:r>
+              <w:rPr>
+                <w:rFonts w:ascii="Times New Roman" w:eastAsia="Times New Roman" w:hAnsi="Times New Roman" w:cs="Times New Roman"/>
+                <w:sz w:val="21"/>
+              </w:rPr>
+              <w:t>4672</w:t>
+            </w:r>
+          </w:p>
+        </w:tc>
+        <w:tc>
+          <w:tcPr>
+            <w:tcW w:w="0" w:type="auto"/>
+            <w:vAlign w:val="center"/>
+          </w:tcPr>
+          <w:p>
+            <w:pPr>
+              <w:spacing w:after="0" w:line="240" w:lineRule="auto"/>
+              <w:ind w:left="0" w:right="0"/>
+              <w:jc w:val="center"/>
+              <w:rPr>
+                <w:rFonts w:ascii="Times New Roman" w:eastAsia="Times New Roman" w:hAnsi="Times New Roman" w:cs="Times New Roman"/>
+              </w:rPr>
+            </w:pPr>
+          </w:p>
+        </w:tc>
+      </w:tr>
+      <w:tr>
+        <w:trPr>
+          <w:jc w:val="center"/>
+        </w:trPr>
+        <w:tc>
+          <w:tcPr>
+            <w:tcW w:w="0" w:type="auto"/>
+            <w:vAlign w:val="center"/>
+          </w:tcPr>
+          <w:p>
+            <w:pPr>
+              <w:spacing w:after="0" w:line="240" w:lineRule="auto"/>
+              <w:ind w:left="0" w:right="0"/>
+              <w:jc w:val="center"/>
+              <w:rPr>
+                <w:rFonts w:ascii="Times New Roman" w:eastAsia="Times New Roman" w:hAnsi="Times New Roman" w:cs="Times New Roman"/>
+              </w:rPr>
+            </w:pPr>
+            <w:r>
+              <w:rPr>
+                <w:rFonts w:ascii="Times New Roman" w:eastAsia="Times New Roman" w:hAnsi="Times New Roman" w:cs="Times New Roman"/>
+                <w:sz w:val="21"/>
+              </w:rPr>
+              <w:t>2</w:t>
+            </w:r>
+          </w:p>
+        </w:tc>
+        <w:tc>
+          <w:tcPr>
+            <w:tcW w:w="0" w:type="auto"/>
+            <w:vAlign w:val="center"/>
+          </w:tcPr>
+          <w:p>
+            <w:pPr>
+              <w:spacing w:after="0" w:line="240" w:lineRule="auto"/>
+              <w:ind w:left="0" w:right="0"/>
+              <w:rPr>
+                <w:rFonts w:ascii="Times New Roman" w:eastAsia="Times New Roman" w:hAnsi="Times New Roman" w:cs="Times New Roman"/>
+              </w:rPr>
+            </w:pPr>
+            <w:r>
+              <w:rPr>
+                <w:rFonts w:ascii="Times New Roman" w:eastAsia="Times New Roman" w:hAnsi="Times New Roman" w:cs="Times New Roman"/>
+                <w:sz w:val="21"/>
+              </w:rPr>
+              <w:t>Bán buôn vật liệu, thiết bị lắp đặt khác trong xây dựng</w:t>
+            </w:r>
+            <w:r>
+              <w:rPr>
+                <w:rFonts w:ascii="Times New Roman" w:eastAsia="Times New Roman" w:hAnsi="Times New Roman" w:cs="Times New Roman"/>
+              </w:rPr>
+              <w:br/>
+            </w:r>
+            <w:r>
+              <w:rPr>
+                <w:rFonts w:ascii="Times New Roman" w:eastAsia="Times New Roman" w:hAnsi="Times New Roman" w:cs="Times New Roman"/>
+                <w:sz w:val="21"/>
+              </w:rPr>
+              <w:t>Chi tiết: bán buôn vật liệu xây dựng ( cát đá, sắt thép , xi măng....)</w:t>
+            </w:r>
+          </w:p>
+        </w:tc>
+        <w:tc>
+          <w:tcPr>
+            <w:tcW w:w="0" w:type="auto"/>
+            <w:vAlign w:val="center"/>
+          </w:tcPr>
+          <w:p>
+            <w:pPr>
+              <w:spacing w:after="0" w:line="240" w:lineRule="auto"/>
+              <w:ind w:left="0" w:right="0"/>
+              <w:jc w:val="center"/>
+              <w:rPr>
+                <w:rFonts w:ascii="Times New Roman" w:eastAsia="Times New Roman" w:hAnsi="Times New Roman" w:cs="Times New Roman"/>
+              </w:rPr>
+            </w:pPr>
+            <w:r>
+              <w:rPr>
+                <w:rFonts w:ascii="Times New Roman" w:eastAsia="Times New Roman" w:hAnsi="Times New Roman" w:cs="Times New Roman"/>
+                <w:sz w:val="21"/>
+              </w:rPr>
+              <w:t>4673</w:t>
+            </w:r>
+          </w:p>
+        </w:tc>
+        <w:tc>
+          <w:tcPr>
+            <w:tcW w:w="0" w:type="auto"/>
+            <w:vAlign w:val="center"/>
+          </w:tcPr>
+          <w:p>
+            <w:pPr>
+              <w:spacing w:after="0" w:line="240" w:lineRule="auto"/>
+              <w:ind w:left="0" w:right="0"/>
+              <w:jc w:val="center"/>
+              <w:rPr>
+                <w:rFonts w:ascii="Times New Roman" w:eastAsia="Times New Roman" w:hAnsi="Times New Roman" w:cs="Times New Roman"/>
+              </w:rPr>
+            </w:pPr>
+          </w:p>
+        </w:tc>
+      </w:tr>
+      <w:tr>
+        <w:trPr>
+          <w:jc w:val="center"/>
+        </w:trPr>
+        <w:tc>
+          <w:tcPr>
+            <w:tcW w:w="0" w:type="auto"/>
+            <w:vAlign w:val="center"/>
+          </w:tcPr>
+          <w:p>
+            <w:pPr>
+              <w:spacing w:after="0" w:line="240" w:lineRule="auto"/>
+              <w:ind w:left="0" w:right="0"/>
+              <w:jc w:val="center"/>
+              <w:rPr>
+                <w:rFonts w:ascii="Times New Roman" w:eastAsia="Times New Roman" w:hAnsi="Times New Roman" w:cs="Times New Roman"/>
+              </w:rPr>
+            </w:pPr>
+            <w:r>
+              <w:rPr>
+                <w:rFonts w:ascii="Times New Roman" w:eastAsia="Times New Roman" w:hAnsi="Times New Roman" w:cs="Times New Roman"/>
+                <w:sz w:val="21"/>
+              </w:rPr>
+              <w:t>3</w:t>
+            </w:r>
+          </w:p>
+        </w:tc>
+        <w:tc>
+          <w:tcPr>
+            <w:tcW w:w="0" w:type="auto"/>
+            <w:vAlign w:val="center"/>
+          </w:tcPr>
+          <w:p>
+            <w:pPr>
+              <w:spacing w:after="0" w:line="240" w:lineRule="auto"/>
+              <w:ind w:left="0" w:right="0"/>
+              <w:rPr>
+                <w:rFonts w:ascii="Times New Roman" w:eastAsia="Times New Roman" w:hAnsi="Times New Roman" w:cs="Times New Roman"/>
+              </w:rPr>
+            </w:pPr>
+            <w:r>
+              <w:rPr>
+                <w:rFonts w:ascii="Times New Roman" w:eastAsia="Times New Roman" w:hAnsi="Times New Roman" w:cs="Times New Roman"/>
+                <w:sz w:val="21"/>
+              </w:rPr>
+              <w:t>Bán buôn chuyên doanh khác chưa được phân vào đâu</w:t>
+            </w:r>
+          </w:p>
+        </w:tc>
+        <w:tc>
+          <w:tcPr>
+            <w:tcW w:w="0" w:type="auto"/>
+            <w:vAlign w:val="center"/>
+          </w:tcPr>
+          <w:p>
+            <w:pPr>
+              <w:spacing w:after="0" w:line="240" w:lineRule="auto"/>
+              <w:ind w:left="0" w:right="0"/>
+              <w:jc w:val="center"/>
+              <w:rPr>
+                <w:rFonts w:ascii="Times New Roman" w:eastAsia="Times New Roman" w:hAnsi="Times New Roman" w:cs="Times New Roman"/>
+              </w:rPr>
+            </w:pPr>
+            <w:r>
+              <w:rPr>
+                <w:rFonts w:ascii="Times New Roman" w:eastAsia="Times New Roman" w:hAnsi="Times New Roman" w:cs="Times New Roman"/>
+                <w:sz w:val="21"/>
+              </w:rPr>
+              <w:t>4679</w:t>
+            </w:r>
+          </w:p>
+        </w:tc>
+        <w:tc>
+          <w:tcPr>
+            <w:tcW w:w="0" w:type="auto"/>
+            <w:vAlign w:val="center"/>
+          </w:tcPr>
+          <w:p>
+            <w:pPr>
+              <w:spacing w:after="0" w:line="240" w:lineRule="auto"/>
+              <w:ind w:left="0" w:right="0"/>
+              <w:jc w:val="center"/>
+              <w:rPr>
+                <w:rFonts w:ascii="Times New Roman" w:eastAsia="Times New Roman" w:hAnsi="Times New Roman" w:cs="Times New Roman"/>
+              </w:rPr>
+            </w:pPr>
+            <w:r>
+              <w:rPr>
+                <w:rFonts w:ascii="Times New Roman" w:eastAsia="Times New Roman" w:hAnsi="Times New Roman" w:cs="Times New Roman"/>
+                <w:sz w:val="21"/>
+              </w:rPr>
+              <w:t>X</w:t>
+            </w:r>
+          </w:p>
+        </w:tc>
+      </w:tr>
+      <w:tr>
+        <w:trPr>
+          <w:jc w:val="center"/>
+        </w:trPr>
+        <w:tc>
+          <w:tcPr>
+            <w:tcW w:w="0" w:type="auto"/>
+            <w:vAlign w:val="center"/>
+          </w:tcPr>
+          <w:p>
+            <w:pPr>
+              <w:spacing w:after="0" w:line="240" w:lineRule="auto"/>
+              <w:ind w:left="0" w:right="0"/>
+              <w:jc w:val="center"/>
+              <w:rPr>
+                <w:rFonts w:ascii="Times New Roman" w:eastAsia="Times New Roman" w:hAnsi="Times New Roman" w:cs="Times New Roman"/>
+              </w:rPr>
+            </w:pPr>
+            <w:r>
+              <w:rPr>
+                <w:rFonts w:ascii="Times New Roman" w:eastAsia="Times New Roman" w:hAnsi="Times New Roman" w:cs="Times New Roman"/>
+                <w:sz w:val="21"/>
+              </w:rPr>
+              <w:t>4</w:t>
+            </w:r>
+          </w:p>
+        </w:tc>
+        <w:tc>
+          <w:tcPr>
+            <w:tcW w:w="0" w:type="auto"/>
+            <w:vAlign w:val="center"/>
+          </w:tcPr>
+          <w:p>
+            <w:pPr>
+              <w:spacing w:after="0" w:line="240" w:lineRule="auto"/>
+              <w:ind w:left="0" w:right="0"/>
+              <w:rPr>
+                <w:rFonts w:ascii="Times New Roman" w:eastAsia="Times New Roman" w:hAnsi="Times New Roman" w:cs="Times New Roman"/>
+              </w:rPr>
+            </w:pPr>
+            <w:r>
+              <w:rPr>
+                <w:rFonts w:ascii="Times New Roman" w:eastAsia="Times New Roman" w:hAnsi="Times New Roman" w:cs="Times New Roman"/>
+                <w:sz w:val="21"/>
+              </w:rPr>
+              <w:t>Bán lẻ thiết bị công nghệ thông tin và truyền thông</w:t>
+            </w:r>
+          </w:p>
+        </w:tc>
+        <w:tc>
+          <w:tcPr>
+            <w:tcW w:w="0" w:type="auto"/>
+            <w:vAlign w:val="center"/>
+          </w:tcPr>
+          <w:p>
+            <w:pPr>
+              <w:spacing w:after="0" w:line="240" w:lineRule="auto"/>
+              <w:ind w:left="0" w:right="0"/>
+              <w:jc w:val="center"/>
+              <w:rPr>
+                <w:rFonts w:ascii="Times New Roman" w:eastAsia="Times New Roman" w:hAnsi="Times New Roman" w:cs="Times New Roman"/>
+              </w:rPr>
+            </w:pPr>
+            <w:r>
+              <w:rPr>
+                <w:rFonts w:ascii="Times New Roman" w:eastAsia="Times New Roman" w:hAnsi="Times New Roman" w:cs="Times New Roman"/>
+                <w:sz w:val="21"/>
+              </w:rPr>
+              <w:t>4740</w:t>
+            </w:r>
+          </w:p>
+        </w:tc>
+        <w:tc>
+          <w:tcPr>
+            <w:tcW w:w="0" w:type="auto"/>
+            <w:vAlign w:val="center"/>
+          </w:tcPr>
+          <w:p>
+            <w:pPr>
+              <w:spacing w:after="0" w:line="240" w:lineRule="auto"/>
+              <w:ind w:left="0" w:right="0"/>
+              <w:jc w:val="center"/>
+              <w:rPr>
+                <w:rFonts w:ascii="Times New Roman" w:eastAsia="Times New Roman" w:hAnsi="Times New Roman" w:cs="Times New Roman"/>
+              </w:rPr>
+            </w:pPr>
+          </w:p>
+        </w:tc>
+      </w:tr>
+      <w:tr>
+        <w:trPr>
+          <w:jc w:val="center"/>
+        </w:trPr>
+        <w:tc>
+          <w:tcPr>
+            <w:tcW w:w="0" w:type="auto"/>
+            <w:vAlign w:val="center"/>
+          </w:tcPr>
+          <w:p>
+            <w:pPr>
+              <w:spacing w:after="0" w:line="240" w:lineRule="auto"/>
+              <w:ind w:left="0" w:right="0"/>
+              <w:jc w:val="center"/>
+              <w:rPr>
+                <w:rFonts w:ascii="Times New Roman" w:eastAsia="Times New Roman" w:hAnsi="Times New Roman" w:cs="Times New Roman"/>
+              </w:rPr>
+            </w:pPr>
+            <w:r>
+              <w:rPr>
+                <w:rFonts w:ascii="Times New Roman" w:eastAsia="Times New Roman" w:hAnsi="Times New Roman" w:cs="Times New Roman"/>
+                <w:sz w:val="21"/>
+              </w:rPr>
+              <w:t>5</w:t>
+            </w:r>
+          </w:p>
+        </w:tc>
+        <w:tc>
+          <w:tcPr>
+            <w:tcW w:w="0" w:type="auto"/>
+            <w:vAlign w:val="center"/>
+          </w:tcPr>
+          <w:p>
+            <w:pPr>
+              <w:spacing w:after="0" w:line="240" w:lineRule="auto"/>
+              <w:ind w:left="0" w:right="0"/>
+              <w:rPr>
+                <w:rFonts w:ascii="Times New Roman" w:eastAsia="Times New Roman" w:hAnsi="Times New Roman" w:cs="Times New Roman"/>
+              </w:rPr>
+            </w:pPr>
+            <w:r>
+              <w:rPr>
+                <w:rFonts w:ascii="Times New Roman" w:eastAsia="Times New Roman" w:hAnsi="Times New Roman" w:cs="Times New Roman"/>
+                <w:sz w:val="21"/>
+              </w:rPr>
+              <w:t>Hoạt động chuyên môn, khoa học và công nghệ khác còn lại chưa được phân vào đâu</w:t>
+            </w:r>
+            <w:r>
+              <w:rPr>
+                <w:rFonts w:ascii="Times New Roman" w:eastAsia="Times New Roman" w:hAnsi="Times New Roman" w:cs="Times New Roman"/>
+              </w:rPr>
+              <w:br/>
+            </w:r>
+            <w:r>
+              <w:rPr>
+                <w:rFonts w:ascii="Times New Roman" w:eastAsia="Times New Roman" w:hAnsi="Times New Roman" w:cs="Times New Roman"/>
+                <w:sz w:val="21"/>
+              </w:rPr>
+              <w:t>(trừ thanh toán hối phiếu, thông tin tỉ lệ lượng và tư vấn chứng khoán)</w:t>
+            </w:r>
+          </w:p>
+        </w:tc>
+        <w:tc>
+          <w:tcPr>
+            <w:tcW w:w="0" w:type="auto"/>
+            <w:vAlign w:val="center"/>
+          </w:tcPr>
+          <w:p>
+            <w:pPr>
+              <w:spacing w:after="0" w:line="240" w:lineRule="auto"/>
+              <w:ind w:left="0" w:right="0"/>
+              <w:jc w:val="center"/>
+              <w:rPr>
+                <w:rFonts w:ascii="Times New Roman" w:eastAsia="Times New Roman" w:hAnsi="Times New Roman" w:cs="Times New Roman"/>
+              </w:rPr>
+            </w:pPr>
+            <w:r>
+              <w:rPr>
+                <w:rFonts w:ascii="Times New Roman" w:eastAsia="Times New Roman" w:hAnsi="Times New Roman" w:cs="Times New Roman"/>
+                <w:sz w:val="21"/>
+              </w:rPr>
+              <w:t>7499</w:t>
+            </w:r>
+          </w:p>
+        </w:tc>
+        <w:tc>
+          <w:tcPr>
+            <w:tcW w:w="0" w:type="auto"/>
+            <w:vAlign w:val="center"/>
+          </w:tcPr>
+          <w:p>
+            <w:pPr>
+              <w:spacing w:after="0" w:line="240" w:lineRule="auto"/>
+              <w:ind w:left="0" w:right="0"/>
+              <w:jc w:val="center"/>
+              <w:rPr>
+                <w:rFonts w:ascii="Times New Roman" w:eastAsia="Times New Roman" w:hAnsi="Times New Roman" w:cs="Times New Roman"/>
+              </w:rPr>
+            </w:pPr>
+          </w:p>
+        </w:tc>
+      </w:tr>
+      <w:tr>
+        <w:trPr>
+          <w:jc w:val="center"/>
+        </w:trPr>
+        <w:tc>
+          <w:tcPr>
+            <w:tcW w:w="0" w:type="auto"/>
+            <w:vAlign w:val="center"/>
+          </w:tcPr>
+          <w:p>
+            <w:pPr>
+              <w:spacing w:after="0" w:line="240" w:lineRule="auto"/>
+              <w:ind w:left="0" w:right="0"/>
+              <w:jc w:val="center"/>
+              <w:rPr>
+                <w:rFonts w:ascii="Times New Roman" w:eastAsia="Times New Roman" w:hAnsi="Times New Roman" w:cs="Times New Roman"/>
+              </w:rPr>
+            </w:pPr>
+            <w:r>
+              <w:rPr>
+                <w:rFonts w:ascii="Times New Roman" w:eastAsia="Times New Roman" w:hAnsi="Times New Roman" w:cs="Times New Roman"/>
+                <w:sz w:val="21"/>
+              </w:rPr>
+              <w:t>6</w:t>
+            </w:r>
+          </w:p>
+        </w:tc>
+        <w:tc>
+          <w:tcPr>
+            <w:tcW w:w="0" w:type="auto"/>
+            <w:vAlign w:val="center"/>
+          </w:tcPr>
+          <w:p>
+            <w:pPr>
+              <w:spacing w:after="0" w:line="240" w:lineRule="auto"/>
+              <w:ind w:left="0" w:right="0"/>
+              <w:rPr>
+                <w:rFonts w:ascii="Times New Roman" w:eastAsia="Times New Roman" w:hAnsi="Times New Roman" w:cs="Times New Roman"/>
+              </w:rPr>
+            </w:pPr>
+            <w:r>
+              <w:rPr>
+                <w:rFonts w:ascii="Times New Roman" w:eastAsia="Times New Roman" w:hAnsi="Times New Roman" w:cs="Times New Roman"/>
+                <w:sz w:val="21"/>
+              </w:rPr>
+              <w:t>Dịch vụ bảo đảm an toàn khác</w:t>
+            </w:r>
+          </w:p>
+        </w:tc>
+        <w:tc>
+          <w:tcPr>
+            <w:tcW w:w="0" w:type="auto"/>
+            <w:vAlign w:val="center"/>
+          </w:tcPr>
+          <w:p>
+            <w:pPr>
+              <w:spacing w:after="0" w:line="240" w:lineRule="auto"/>
+              <w:ind w:left="0" w:right="0"/>
+              <w:jc w:val="center"/>
+              <w:rPr>
+                <w:rFonts w:ascii="Times New Roman" w:eastAsia="Times New Roman" w:hAnsi="Times New Roman" w:cs="Times New Roman"/>
+              </w:rPr>
+            </w:pPr>
+            <w:r>
+              <w:rPr>
+                <w:rFonts w:ascii="Times New Roman" w:eastAsia="Times New Roman" w:hAnsi="Times New Roman" w:cs="Times New Roman"/>
+                <w:sz w:val="21"/>
+              </w:rPr>
+              <w:t>8019</w:t>
+            </w:r>
+          </w:p>
+        </w:tc>
+        <w:tc>
+          <w:tcPr>
+            <w:tcW w:w="0" w:type="auto"/>
+            <w:vAlign w:val="center"/>
+          </w:tcPr>
+          <w:p>
+            <w:pPr>
+              <w:spacing w:after="0" w:line="240" w:lineRule="auto"/>
+              <w:ind w:left="0" w:right="0"/>
+              <w:jc w:val="center"/>
+              <w:rPr>
+                <w:rFonts w:ascii="Times New Roman" w:eastAsia="Times New Roman" w:hAnsi="Times New Roman" w:cs="Times New Roman"/>
+              </w:rPr>
+            </w:pPr>
+          </w:p>
+        </w:tc>
+      </w:tr>
+    </w:tbl>
+    <w:p>
+      <w:pPr>
+        <w:pStyle w:val="ListParagraph"/>
+        <w:spacing w:after="120" w:line="240" w:lineRule="auto"/>
+        <w:ind w:right="0"/>
+        <w:rPr>
+          <w:rFonts w:ascii="Times New Roman" w:hAnsi="Times New Roman"/>
+          <w:sz w:val="28"/>
+          <w:szCs w:val="28"/>
+        </w:rPr>
+      </w:pPr>
+    </w:p>
+    <w:p>
+      <w:pPr>
+        <w:pStyle w:val="ListParagraph"/>
+        <w:numPr>
+          <w:ilvl w:val="0"/>
+          <w:numId w:val="4"/>
+        </w:numPr>
+        <w:spacing w:after="120" w:line="240" w:lineRule="auto"/>
+        <w:ind w:right="0"/>
+        <w:rPr>
+          <w:rFonts w:ascii="Times New Roman" w:hAnsi="Times New Roman"/>
+          <w:sz w:val="28"/>
+          <w:szCs w:val="28"/>
+        </w:rPr>
+      </w:pPr>
+      <w:r>
+        <w:rPr>
+          <w:rFonts w:ascii="Times New Roman" w:hAnsi="Times New Roman"/>
+          <w:sz w:val="28"/>
+          <w:szCs w:val="28"/>
+        </w:rPr>
+        <w:t>Ngành nghề bị xóa</w:t>
+      </w:r>
+    </w:p>
+    <w:tbl>
+      <w:tblPr>
+        <w:tblStyle w:val="TableGrid3"/>
+        <w:tblW w:w="0" w:type="auto"/>
+        <w:jc w:val="center"/>
+        <w:tblLook w:val="04A0" w:firstRow="1" w:lastRow="0" w:firstColumn="1" w:lastColumn="0" w:noHBand="0" w:noVBand="1"/>
+      </w:tblPr>
+      <w:tblGrid>
+        <w:gridCol w:w="633"/>
+        <w:gridCol w:w="6158"/>
+        <w:gridCol w:w="1136"/>
+        <w:gridCol w:w="1359"/>
+      </w:tblGrid>
+      <w:tr>
+        <w:trPr>
+          <w:jc w:val="center"/>
+        </w:trPr>
+        <w:tc>
+          <w:tcPr>
+            <w:tcW w:w="0" w:type="auto"/>
+            <w:shd w:val="clear" w:color="auto" w:fill="D9EAF7"/>
+            <w:vAlign w:val="center"/>
+          </w:tcPr>
+          <w:p>
+            <w:pPr>
+              <w:spacing w:after="0" w:line="240" w:lineRule="auto"/>
+              <w:ind w:left="0" w:right="0"/>
+              <w:jc w:val="center"/>
+              <w:rPr>
+                <w:rFonts w:ascii="Times New Roman" w:eastAsia="Times New Roman" w:hAnsi="Times New Roman" w:cs="Times New Roman"/>
+              </w:rPr>
+            </w:pPr>
+            <w:r>
+              <w:rPr>
+                <w:rFonts w:ascii="Times New Roman" w:eastAsia="Times New Roman" w:hAnsi="Times New Roman" w:cs="Times New Roman"/>
+                <w:b/>
+              </w:rPr>
+              <w:t>STT</w:t>
+            </w:r>
+          </w:p>
+        </w:tc>
+        <w:tc>
+          <w:tcPr>
+            <w:tcW w:w="0" w:type="auto"/>
+            <w:shd w:val="clear" w:color="auto" w:fill="D9EAF7"/>
+            <w:vAlign w:val="center"/>
+          </w:tcPr>
+          <w:p>
+            <w:pPr>
+              <w:spacing w:after="0" w:line="240" w:lineRule="auto"/>
+              <w:ind w:left="0" w:right="0"/>
+              <w:jc w:val="center"/>
+              <w:rPr>
+                <w:rFonts w:ascii="Times New Roman" w:eastAsia="Times New Roman" w:hAnsi="Times New Roman" w:cs="Times New Roman"/>
+              </w:rPr>
+            </w:pPr>
+            <w:r>
+              <w:rPr>
+                <w:rFonts w:ascii="Times New Roman" w:eastAsia="Times New Roman" w:hAnsi="Times New Roman" w:cs="Times New Roman"/>
+                <w:b/>
+              </w:rPr>
+              <w:t>Tên ngành</w:t>
+            </w:r>
+            <w:r>
+              <w:rPr>
+                <w:rFonts w:ascii="Times New Roman" w:eastAsia="Times New Roman" w:hAnsi="Times New Roman" w:cs="Times New Roman"/>
+                <w:b/>
+              </w:rPr>
+              <w:t xml:space="preserve"> bị xóa</w:t>
+            </w:r>
+            <w:bookmarkStart w:id="1" w:name="_GoBack"/>
+            <w:bookmarkEnd w:id="1"/>
+          </w:p>
+        </w:tc>
+        <w:tc>
+          <w:tcPr>
+            <w:tcW w:w="0" w:type="auto"/>
+            <w:shd w:val="clear" w:color="auto" w:fill="D9EAF7"/>
+            <w:vAlign w:val="center"/>
+          </w:tcPr>
+          <w:p>
+            <w:pPr>
+              <w:spacing w:after="0" w:line="240" w:lineRule="auto"/>
+              <w:ind w:left="0" w:right="0"/>
+              <w:jc w:val="center"/>
+              <w:rPr>
+                <w:rFonts w:ascii="Times New Roman" w:eastAsia="Times New Roman" w:hAnsi="Times New Roman" w:cs="Times New Roman"/>
+              </w:rPr>
+            </w:pPr>
+            <w:r>
+              <w:rPr>
+                <w:rFonts w:ascii="Times New Roman" w:eastAsia="Times New Roman" w:hAnsi="Times New Roman" w:cs="Times New Roman"/>
+                <w:b/>
+              </w:rPr>
+              <w:t>Mã ngành</w:t>
+            </w:r>
+          </w:p>
+        </w:tc>
+        <w:tc>
+          <w:tcPr>
+            <w:tcW w:w="0" w:type="auto"/>
+            <w:shd w:val="clear" w:color="auto" w:fill="D9EAF7"/>
+            <w:vAlign w:val="center"/>
+          </w:tcPr>
+          <w:p>
+            <w:pPr>
+              <w:spacing w:after="0" w:line="240" w:lineRule="auto"/>
+              <w:ind w:left="0" w:right="0"/>
+              <w:jc w:val="center"/>
+              <w:rPr>
+                <w:rFonts w:ascii="Times New Roman" w:eastAsia="Times New Roman" w:hAnsi="Times New Roman" w:cs="Times New Roman"/>
+              </w:rPr>
+            </w:pPr>
+            <w:r>
+              <w:rPr>
+                <w:rFonts w:ascii="Times New Roman" w:eastAsia="Times New Roman" w:hAnsi="Times New Roman" w:cs="Times New Roman"/>
+                <w:b/>
+              </w:rPr>
+              <w:t>Ngành chính</w:t>
+            </w:r>
+          </w:p>
+        </w:tc>
+      </w:tr>
+      <w:tr>
+        <w:trPr>
+          <w:jc w:val="center"/>
+        </w:trPr>
+        <w:tc>
+          <w:tcPr>
+            <w:tcW w:w="0" w:type="auto"/>
+            <w:vAlign w:val="center"/>
+          </w:tcPr>
+          <w:p>
+            <w:pPr>
+              <w:spacing w:after="0" w:line="240" w:lineRule="auto"/>
+              <w:ind w:left="0" w:right="0"/>
+              <w:jc w:val="center"/>
+              <w:rPr>
+                <w:rFonts w:ascii="Times New Roman" w:eastAsia="Times New Roman" w:hAnsi="Times New Roman" w:cs="Times New Roman"/>
+              </w:rPr>
+            </w:pPr>
+            <w:r>
+              <w:rPr>
+                <w:rFonts w:ascii="Times New Roman" w:eastAsia="Times New Roman" w:hAnsi="Times New Roman" w:cs="Times New Roman"/>
+                <w:sz w:val="21"/>
+              </w:rPr>
+              <w:t>1</w:t>
+            </w:r>
+          </w:p>
+        </w:tc>
+        <w:tc>
+          <w:tcPr>
+            <w:tcW w:w="0" w:type="auto"/>
+            <w:vAlign w:val="center"/>
+          </w:tcPr>
+          <w:p>
+            <w:pPr>
+              <w:spacing w:after="0" w:line="240" w:lineRule="auto"/>
+              <w:ind w:left="0" w:right="0"/>
+              <w:rPr>
+                <w:rFonts w:ascii="Times New Roman" w:eastAsia="Times New Roman" w:hAnsi="Times New Roman" w:cs="Times New Roman"/>
+              </w:rPr>
+            </w:pPr>
+            <w:r>
+              <w:rPr>
+                <w:rFonts w:ascii="Times New Roman" w:eastAsia="Times New Roman" w:hAnsi="Times New Roman" w:cs="Times New Roman"/>
+                <w:sz w:val="21"/>
+              </w:rPr>
+              <w:t>Bán buôn kim loại và quặng kim loại</w:t>
+            </w:r>
+            <w:r>
+              <w:rPr>
+                <w:rFonts w:ascii="Times New Roman" w:eastAsia="Times New Roman" w:hAnsi="Times New Roman" w:cs="Times New Roman"/>
+              </w:rPr>
+              <w:br/>
+            </w:r>
+            <w:r>
+              <w:rPr>
+                <w:rFonts w:ascii="Times New Roman" w:eastAsia="Times New Roman" w:hAnsi="Times New Roman" w:cs="Times New Roman"/>
+                <w:sz w:val="21"/>
+              </w:rPr>
+              <w:t>Chi tiết: Bán buôn sắt, thép, các mặt hàng kim loại là ngũ kim…</w:t>
+            </w:r>
+          </w:p>
+        </w:tc>
+        <w:tc>
+          <w:tcPr>
+            <w:tcW w:w="0" w:type="auto"/>
+            <w:vAlign w:val="center"/>
+          </w:tcPr>
+          <w:p>
+            <w:pPr>
+              <w:spacing w:after="0" w:line="240" w:lineRule="auto"/>
+              <w:ind w:left="0" w:right="0"/>
+              <w:jc w:val="center"/>
+              <w:rPr>
+                <w:rFonts w:ascii="Times New Roman" w:eastAsia="Times New Roman" w:hAnsi="Times New Roman" w:cs="Times New Roman"/>
+              </w:rPr>
+            </w:pPr>
+            <w:r>
+              <w:rPr>
+                <w:rFonts w:ascii="Times New Roman" w:eastAsia="Times New Roman" w:hAnsi="Times New Roman" w:cs="Times New Roman"/>
+                <w:sz w:val="21"/>
+              </w:rPr>
+              <w:t>4662</w:t>
+            </w:r>
+          </w:p>
+        </w:tc>
+        <w:tc>
+          <w:tcPr>
+            <w:tcW w:w="0" w:type="auto"/>
+            <w:vAlign w:val="center"/>
+          </w:tcPr>
+          <w:p>
+            <w:pPr>
+              <w:spacing w:after="0" w:line="240" w:lineRule="auto"/>
+              <w:ind w:left="0" w:right="0"/>
+              <w:jc w:val="center"/>
+              <w:rPr>
+                <w:rFonts w:ascii="Times New Roman" w:eastAsia="Times New Roman" w:hAnsi="Times New Roman" w:cs="Times New Roman"/>
+              </w:rPr>
+            </w:pPr>
+          </w:p>
+        </w:tc>
+      </w:tr>
+      <w:tr>
+        <w:trPr>
+          <w:jc w:val="center"/>
+        </w:trPr>
+        <w:tc>
+          <w:tcPr>
+            <w:tcW w:w="0" w:type="auto"/>
+            <w:vAlign w:val="center"/>
+          </w:tcPr>
+          <w:p>
+            <w:pPr>
+              <w:spacing w:after="0" w:line="240" w:lineRule="auto"/>
+              <w:ind w:left="0" w:right="0"/>
+              <w:jc w:val="center"/>
+              <w:rPr>
+                <w:rFonts w:ascii="Times New Roman" w:eastAsia="Times New Roman" w:hAnsi="Times New Roman" w:cs="Times New Roman"/>
+              </w:rPr>
+            </w:pPr>
+            <w:r>
+              <w:rPr>
+                <w:rFonts w:ascii="Times New Roman" w:eastAsia="Times New Roman" w:hAnsi="Times New Roman" w:cs="Times New Roman"/>
+                <w:sz w:val="21"/>
+              </w:rPr>
+              <w:t>2</w:t>
+            </w:r>
+          </w:p>
+        </w:tc>
+        <w:tc>
+          <w:tcPr>
+            <w:tcW w:w="0" w:type="auto"/>
+            <w:vAlign w:val="center"/>
+          </w:tcPr>
+          <w:p>
+            <w:pPr>
+              <w:spacing w:after="0" w:line="240" w:lineRule="auto"/>
+              <w:ind w:left="0" w:right="0"/>
+              <w:rPr>
+                <w:rFonts w:ascii="Times New Roman" w:eastAsia="Times New Roman" w:hAnsi="Times New Roman" w:cs="Times New Roman"/>
+              </w:rPr>
+            </w:pPr>
+            <w:r>
+              <w:rPr>
+                <w:rFonts w:ascii="Times New Roman" w:eastAsia="Times New Roman" w:hAnsi="Times New Roman" w:cs="Times New Roman"/>
+                <w:sz w:val="21"/>
+              </w:rPr>
+              <w:t>Bán buôn vật liệu, thiết bị lắp đặt khác trong xây dựng</w:t>
+            </w:r>
+            <w:r>
+              <w:rPr>
+                <w:rFonts w:ascii="Times New Roman" w:eastAsia="Times New Roman" w:hAnsi="Times New Roman" w:cs="Times New Roman"/>
+              </w:rPr>
+              <w:br/>
+            </w:r>
+            <w:r>
+              <w:rPr>
+                <w:rFonts w:ascii="Times New Roman" w:eastAsia="Times New Roman" w:hAnsi="Times New Roman" w:cs="Times New Roman"/>
+                <w:sz w:val="21"/>
+              </w:rPr>
+              <w:t>Chi tiết: bán buôn vật liệu xây dựng ( cát đá, sắt thép , xi măng....)</w:t>
+            </w:r>
+          </w:p>
+        </w:tc>
+        <w:tc>
+          <w:tcPr>
+            <w:tcW w:w="0" w:type="auto"/>
+            <w:vAlign w:val="center"/>
+          </w:tcPr>
+          <w:p>
+            <w:pPr>
+              <w:spacing w:after="0" w:line="240" w:lineRule="auto"/>
+              <w:ind w:left="0" w:right="0"/>
+              <w:jc w:val="center"/>
+              <w:rPr>
+                <w:rFonts w:ascii="Times New Roman" w:eastAsia="Times New Roman" w:hAnsi="Times New Roman" w:cs="Times New Roman"/>
+              </w:rPr>
+            </w:pPr>
+            <w:r>
+              <w:rPr>
+                <w:rFonts w:ascii="Times New Roman" w:eastAsia="Times New Roman" w:hAnsi="Times New Roman" w:cs="Times New Roman"/>
+                <w:sz w:val="21"/>
+              </w:rPr>
+              <w:t>4663</w:t>
+            </w:r>
+          </w:p>
+        </w:tc>
+        <w:tc>
+          <w:tcPr>
+            <w:tcW w:w="0" w:type="auto"/>
+            <w:vAlign w:val="center"/>
+          </w:tcPr>
+          <w:p>
+            <w:pPr>
+              <w:spacing w:after="0" w:line="240" w:lineRule="auto"/>
+              <w:ind w:left="0" w:right="0"/>
+              <w:jc w:val="center"/>
+              <w:rPr>
+                <w:rFonts w:ascii="Times New Roman" w:eastAsia="Times New Roman" w:hAnsi="Times New Roman" w:cs="Times New Roman"/>
+              </w:rPr>
+            </w:pPr>
+          </w:p>
+        </w:tc>
+      </w:tr>
+      <w:tr>
+        <w:trPr>
+          <w:jc w:val="center"/>
+        </w:trPr>
+        <w:tc>
+          <w:tcPr>
+            <w:tcW w:w="0" w:type="auto"/>
+            <w:vAlign w:val="center"/>
+          </w:tcPr>
+          <w:p>
+            <w:pPr>
+              <w:spacing w:after="0" w:line="240" w:lineRule="auto"/>
+              <w:ind w:left="0" w:right="0"/>
+              <w:jc w:val="center"/>
+              <w:rPr>
+                <w:rFonts w:ascii="Times New Roman" w:eastAsia="Times New Roman" w:hAnsi="Times New Roman" w:cs="Times New Roman"/>
+              </w:rPr>
+            </w:pPr>
+            <w:r>
+              <w:rPr>
+                <w:rFonts w:ascii="Times New Roman" w:eastAsia="Times New Roman" w:hAnsi="Times New Roman" w:cs="Times New Roman"/>
+                <w:sz w:val="21"/>
+              </w:rPr>
+              <w:t>3</w:t>
+            </w:r>
+          </w:p>
+        </w:tc>
+        <w:tc>
+          <w:tcPr>
+            <w:tcW w:w="0" w:type="auto"/>
+            <w:vAlign w:val="center"/>
+          </w:tcPr>
+          <w:p>
+            <w:pPr>
+              <w:spacing w:after="0" w:line="240" w:lineRule="auto"/>
+              <w:ind w:left="0" w:right="0"/>
+              <w:rPr>
+                <w:rFonts w:ascii="Times New Roman" w:eastAsia="Times New Roman" w:hAnsi="Times New Roman" w:cs="Times New Roman"/>
+              </w:rPr>
+            </w:pPr>
+            <w:r>
+              <w:rPr>
+                <w:rFonts w:ascii="Times New Roman" w:eastAsia="Times New Roman" w:hAnsi="Times New Roman" w:cs="Times New Roman"/>
+                <w:sz w:val="21"/>
+              </w:rPr>
+              <w:t>Bán buôn chuyên doanh khác chưa được phân vào đâu</w:t>
+            </w:r>
+          </w:p>
+        </w:tc>
+        <w:tc>
+          <w:tcPr>
+            <w:tcW w:w="0" w:type="auto"/>
+            <w:vAlign w:val="center"/>
+          </w:tcPr>
+          <w:p>
+            <w:pPr>
+              <w:spacing w:after="0" w:line="240" w:lineRule="auto"/>
+              <w:ind w:left="0" w:right="0"/>
+              <w:jc w:val="center"/>
+              <w:rPr>
+                <w:rFonts w:ascii="Times New Roman" w:eastAsia="Times New Roman" w:hAnsi="Times New Roman" w:cs="Times New Roman"/>
+              </w:rPr>
+            </w:pPr>
+            <w:r>
+              <w:rPr>
+                <w:rFonts w:ascii="Times New Roman" w:eastAsia="Times New Roman" w:hAnsi="Times New Roman" w:cs="Times New Roman"/>
+                <w:sz w:val="21"/>
+              </w:rPr>
+              <w:t>4669</w:t>
+            </w:r>
+          </w:p>
+        </w:tc>
+        <w:tc>
+          <w:tcPr>
+            <w:tcW w:w="0" w:type="auto"/>
+            <w:vAlign w:val="center"/>
+          </w:tcPr>
+          <w:p>
+            <w:pPr>
+              <w:spacing w:after="0" w:line="240" w:lineRule="auto"/>
+              <w:ind w:left="0" w:right="0"/>
+              <w:jc w:val="center"/>
+              <w:rPr>
+                <w:rFonts w:ascii="Times New Roman" w:eastAsia="Times New Roman" w:hAnsi="Times New Roman" w:cs="Times New Roman"/>
+              </w:rPr>
+            </w:pPr>
+          </w:p>
+        </w:tc>
+      </w:tr>
+      <w:tr>
+        <w:trPr>
+          <w:jc w:val="center"/>
+        </w:trPr>
+        <w:tc>
+          <w:tcPr>
+            <w:tcW w:w="0" w:type="auto"/>
+            <w:vAlign w:val="center"/>
+          </w:tcPr>
+          <w:p>
+            <w:pPr>
+              <w:spacing w:after="0" w:line="240" w:lineRule="auto"/>
+              <w:ind w:left="0" w:right="0"/>
+              <w:jc w:val="center"/>
+              <w:rPr>
+                <w:rFonts w:ascii="Times New Roman" w:eastAsia="Times New Roman" w:hAnsi="Times New Roman" w:cs="Times New Roman"/>
+              </w:rPr>
+            </w:pPr>
+            <w:r>
+              <w:rPr>
+                <w:rFonts w:ascii="Times New Roman" w:eastAsia="Times New Roman" w:hAnsi="Times New Roman" w:cs="Times New Roman"/>
+                <w:sz w:val="21"/>
+              </w:rPr>
+              <w:t>4</w:t>
+            </w:r>
+          </w:p>
+        </w:tc>
+        <w:tc>
+          <w:tcPr>
+            <w:tcW w:w="0" w:type="auto"/>
+            <w:vAlign w:val="center"/>
+          </w:tcPr>
+          <w:p>
+            <w:pPr>
+              <w:spacing w:after="0" w:line="240" w:lineRule="auto"/>
+              <w:ind w:left="0" w:right="0"/>
+              <w:rPr>
+                <w:rFonts w:ascii="Times New Roman" w:eastAsia="Times New Roman" w:hAnsi="Times New Roman" w:cs="Times New Roman"/>
+              </w:rPr>
+            </w:pPr>
+            <w:r>
+              <w:rPr>
+                <w:rFonts w:ascii="Times New Roman" w:eastAsia="Times New Roman" w:hAnsi="Times New Roman" w:cs="Times New Roman"/>
+                <w:sz w:val="21"/>
+              </w:rPr>
+              <w:t>Bán lẻ thiết bị nghe nhìn trong các cửa hàng chuyên doanh</w:t>
+            </w:r>
+          </w:p>
+        </w:tc>
+        <w:tc>
+          <w:tcPr>
+            <w:tcW w:w="0" w:type="auto"/>
+            <w:vAlign w:val="center"/>
+          </w:tcPr>
+          <w:p>
+            <w:pPr>
+              <w:spacing w:after="0" w:line="240" w:lineRule="auto"/>
+              <w:ind w:left="0" w:right="0"/>
+              <w:jc w:val="center"/>
+              <w:rPr>
+                <w:rFonts w:ascii="Times New Roman" w:eastAsia="Times New Roman" w:hAnsi="Times New Roman" w:cs="Times New Roman"/>
+              </w:rPr>
+            </w:pPr>
+            <w:r>
+              <w:rPr>
+                <w:rFonts w:ascii="Times New Roman" w:eastAsia="Times New Roman" w:hAnsi="Times New Roman" w:cs="Times New Roman"/>
+                <w:sz w:val="21"/>
+              </w:rPr>
+              <w:t>4742</w:t>
+            </w:r>
+          </w:p>
+        </w:tc>
+        <w:tc>
+          <w:tcPr>
+            <w:tcW w:w="0" w:type="auto"/>
+            <w:vAlign w:val="center"/>
+          </w:tcPr>
+          <w:p>
+            <w:pPr>
+              <w:spacing w:after="0" w:line="240" w:lineRule="auto"/>
+              <w:ind w:left="0" w:right="0"/>
+              <w:jc w:val="center"/>
+              <w:rPr>
+                <w:rFonts w:ascii="Times New Roman" w:eastAsia="Times New Roman" w:hAnsi="Times New Roman" w:cs="Times New Roman"/>
+              </w:rPr>
+            </w:pPr>
+          </w:p>
+        </w:tc>
+      </w:tr>
+      <w:tr>
+        <w:trPr>
+          <w:jc w:val="center"/>
+        </w:trPr>
+        <w:tc>
+          <w:tcPr>
+            <w:tcW w:w="0" w:type="auto"/>
+            <w:vAlign w:val="center"/>
+          </w:tcPr>
+          <w:p>
+            <w:pPr>
+              <w:spacing w:after="0" w:line="240" w:lineRule="auto"/>
+              <w:ind w:left="0" w:right="0"/>
+              <w:jc w:val="center"/>
+              <w:rPr>
+                <w:rFonts w:ascii="Times New Roman" w:eastAsia="Times New Roman" w:hAnsi="Times New Roman" w:cs="Times New Roman"/>
+              </w:rPr>
+            </w:pPr>
+            <w:r>
+              <w:rPr>
+                <w:rFonts w:ascii="Times New Roman" w:eastAsia="Times New Roman" w:hAnsi="Times New Roman" w:cs="Times New Roman"/>
+                <w:sz w:val="21"/>
+              </w:rPr>
+              <w:t>5</w:t>
+            </w:r>
+          </w:p>
+        </w:tc>
+        <w:tc>
+          <w:tcPr>
+            <w:tcW w:w="0" w:type="auto"/>
+            <w:vAlign w:val="center"/>
+          </w:tcPr>
+          <w:p>
+            <w:pPr>
+              <w:spacing w:after="0" w:line="240" w:lineRule="auto"/>
+              <w:ind w:left="0" w:right="0"/>
+              <w:rPr>
+                <w:rFonts w:ascii="Times New Roman" w:eastAsia="Times New Roman" w:hAnsi="Times New Roman" w:cs="Times New Roman"/>
+              </w:rPr>
+            </w:pPr>
+            <w:r>
+              <w:rPr>
+                <w:rFonts w:ascii="Times New Roman" w:eastAsia="Times New Roman" w:hAnsi="Times New Roman" w:cs="Times New Roman"/>
+                <w:sz w:val="21"/>
+              </w:rPr>
+              <w:t>Hoạt động chuyên môn, khoa học và công nghệ khác chưa được phân vào đâu</w:t>
+            </w:r>
+            <w:r>
+              <w:rPr>
+                <w:rFonts w:ascii="Times New Roman" w:eastAsia="Times New Roman" w:hAnsi="Times New Roman" w:cs="Times New Roman"/>
+              </w:rPr>
+              <w:br/>
+            </w:r>
+            <w:r>
+              <w:rPr>
+                <w:rFonts w:ascii="Times New Roman" w:eastAsia="Times New Roman" w:hAnsi="Times New Roman" w:cs="Times New Roman"/>
+                <w:sz w:val="21"/>
+              </w:rPr>
+              <w:t>(trừ thanh toán hối phiếu, thông tin tỉ lệ lượng và tư vấn chứng khoán)</w:t>
+            </w:r>
+          </w:p>
+        </w:tc>
+        <w:tc>
+          <w:tcPr>
+            <w:tcW w:w="0" w:type="auto"/>
+            <w:vAlign w:val="center"/>
+          </w:tcPr>
+          <w:p>
+            <w:pPr>
+              <w:spacing w:after="0" w:line="240" w:lineRule="auto"/>
+              <w:ind w:left="0" w:right="0"/>
+              <w:jc w:val="center"/>
+              <w:rPr>
+                <w:rFonts w:ascii="Times New Roman" w:eastAsia="Times New Roman" w:hAnsi="Times New Roman" w:cs="Times New Roman"/>
+              </w:rPr>
+            </w:pPr>
+            <w:r>
+              <w:rPr>
+                <w:rFonts w:ascii="Times New Roman" w:eastAsia="Times New Roman" w:hAnsi="Times New Roman" w:cs="Times New Roman"/>
+                <w:sz w:val="21"/>
+              </w:rPr>
+              <w:t>7490</w:t>
+            </w:r>
+          </w:p>
+        </w:tc>
+        <w:tc>
+          <w:tcPr>
+            <w:tcW w:w="0" w:type="auto"/>
+            <w:vAlign w:val="center"/>
+          </w:tcPr>
+          <w:p>
+            <w:pPr>
+              <w:spacing w:after="0" w:line="240" w:lineRule="auto"/>
+              <w:ind w:left="0" w:right="0"/>
+              <w:jc w:val="center"/>
+              <w:rPr>
+                <w:rFonts w:ascii="Times New Roman" w:eastAsia="Times New Roman" w:hAnsi="Times New Roman" w:cs="Times New Roman"/>
+              </w:rPr>
+            </w:pPr>
+          </w:p>
+        </w:tc>
+      </w:tr>
+      <w:tr>
+        <w:trPr>
+          <w:jc w:val="center"/>
+        </w:trPr>
+        <w:tc>
+          <w:tcPr>
+            <w:tcW w:w="0" w:type="auto"/>
+            <w:vAlign w:val="center"/>
+          </w:tcPr>
+          <w:p>
+            <w:pPr>
+              <w:spacing w:after="0" w:line="240" w:lineRule="auto"/>
+              <w:ind w:left="0" w:right="0"/>
+              <w:jc w:val="center"/>
+              <w:rPr>
+                <w:rFonts w:ascii="Times New Roman" w:eastAsia="Times New Roman" w:hAnsi="Times New Roman" w:cs="Times New Roman"/>
+              </w:rPr>
+            </w:pPr>
+            <w:r>
+              <w:rPr>
+                <w:rFonts w:ascii="Times New Roman" w:eastAsia="Times New Roman" w:hAnsi="Times New Roman" w:cs="Times New Roman"/>
+                <w:sz w:val="21"/>
+              </w:rPr>
+              <w:t>6</w:t>
+            </w:r>
+          </w:p>
+        </w:tc>
+        <w:tc>
+          <w:tcPr>
+            <w:tcW w:w="0" w:type="auto"/>
+            <w:vAlign w:val="center"/>
+          </w:tcPr>
+          <w:p>
+            <w:pPr>
+              <w:spacing w:after="0" w:line="240" w:lineRule="auto"/>
+              <w:ind w:left="0" w:right="0"/>
+              <w:rPr>
+                <w:rFonts w:ascii="Times New Roman" w:eastAsia="Times New Roman" w:hAnsi="Times New Roman" w:cs="Times New Roman"/>
+              </w:rPr>
+            </w:pPr>
+            <w:r>
+              <w:rPr>
+                <w:rFonts w:ascii="Times New Roman" w:eastAsia="Times New Roman" w:hAnsi="Times New Roman" w:cs="Times New Roman"/>
+                <w:sz w:val="21"/>
+              </w:rPr>
+              <w:t>Dịch vụ hệ thống bảo đảm an toàn</w:t>
+            </w:r>
+          </w:p>
+        </w:tc>
+        <w:tc>
+          <w:tcPr>
+            <w:tcW w:w="0" w:type="auto"/>
+            <w:vAlign w:val="center"/>
+          </w:tcPr>
+          <w:p>
+            <w:pPr>
+              <w:spacing w:after="0" w:line="240" w:lineRule="auto"/>
+              <w:ind w:left="0" w:right="0"/>
+              <w:jc w:val="center"/>
+              <w:rPr>
+                <w:rFonts w:ascii="Times New Roman" w:eastAsia="Times New Roman" w:hAnsi="Times New Roman" w:cs="Times New Roman"/>
+              </w:rPr>
+            </w:pPr>
+            <w:r>
+              <w:rPr>
+                <w:rFonts w:ascii="Times New Roman" w:eastAsia="Times New Roman" w:hAnsi="Times New Roman" w:cs="Times New Roman"/>
+                <w:sz w:val="21"/>
+              </w:rPr>
+              <w:t>8020</w:t>
+            </w:r>
+          </w:p>
+        </w:tc>
+        <w:tc>
+          <w:tcPr>
+            <w:tcW w:w="0" w:type="auto"/>
+            <w:vAlign w:val="center"/>
+          </w:tcPr>
+          <w:p>
+            <w:pPr>
+              <w:spacing w:after="0" w:line="240" w:lineRule="auto"/>
+              <w:ind w:left="0" w:right="0"/>
+              <w:jc w:val="center"/>
+              <w:rPr>
+                <w:rFonts w:ascii="Times New Roman" w:eastAsia="Times New Roman" w:hAnsi="Times New Roman" w:cs="Times New Roman"/>
+              </w:rPr>
+            </w:pPr>
+          </w:p>
+        </w:tc>
+      </w:tr>
+    </w:tbl>
+    <w:p>
+      <w:pPr>
+        <w:pStyle w:val="ListParagraph"/>
+        <w:spacing w:after="120" w:line="240" w:lineRule="auto"/>
+        <w:ind w:right="0"/>
+        <w:rPr>
+          <w:rFonts w:ascii="Times New Roman" w:hAnsi="Times New Roman"/>
+          <w:sz w:val="28"/>
+          <w:szCs w:val="28"/>
+        </w:rPr>
+      </w:pPr>
     </w:p>
     <w:p>
       <w:pPr>
@@ -1410,6 +3784,7 @@
           <w:szCs w:val="28"/>
           <w:u w:val="single"/>
         </w:rPr>
+        <w:lastRenderedPageBreak/>
         <w:t xml:space="preserve">Điều </w:t>
       </w:r>
       <w:r>
@@ -1421,7 +3796,7 @@
           <w:szCs w:val="28"/>
           <w:u w:val="single"/>
         </w:rPr>
-        <w:t>2</w:t>
+        <w:t>3</w:t>
       </w:r>
       <w:r>
         <w:rPr>
@@ -1521,7 +3896,7 @@
           <w:szCs w:val="28"/>
           <w:u w:val="single"/>
         </w:rPr>
-        <w:t>3</w:t>
+        <w:t>4</w:t>
       </w:r>
       <w:r>
         <w:rPr>
@@ -1585,7 +3960,7 @@
           <w:szCs w:val="28"/>
           <w:u w:val="single"/>
         </w:rPr>
-        <w:t>4</w:t>
+        <w:t>5</w:t>
       </w:r>
       <w:r>
         <w:rPr>
@@ -1659,8 +4034,8 @@
         <w:tblLook w:val="04A0" w:firstRow="1" w:lastRow="0" w:firstColumn="1" w:lastColumn="0" w:noHBand="0" w:noVBand="1"/>
       </w:tblPr>
       <w:tblGrid>
+        <w:gridCol w:w="4652"/>
         <w:gridCol w:w="4644"/>
-        <w:gridCol w:w="4652"/>
       </w:tblGrid>
       <w:tr>
         <w:tc>
@@ -1715,7 +4090,7 @@
                 <w:sz w:val="28"/>
                 <w:szCs w:val="28"/>
               </w:rPr>
-              <w:t>3</w:t>
+              <w:t>4</w:t>
             </w:r>
             <w:r>
               <w:rPr>
@@ -1926,16 +4301,11 @@
             <w:r>
               <w:rPr>
                 <w:rFonts w:ascii="Times New Roman" w:eastAsia="Times New Roman" w:hAnsi="Times New Roman" w:cs="Times New Roman"/>
-                <w:b/>
-                <w:bCs/>
-                <w:sz w:val="26"/>
-                <w:szCs w:val="26"/>
-                <w:lang w:val="sv-SE"/>
-              </w:rPr>
-              <w:t>LƯU THỊ MAI KHANH</w:t>
-            </w:r>
-            <w:bookmarkStart w:id="1" w:name="_GoBack"/>
-            <w:bookmarkEnd w:id="1"/>
+                <w:sz w:val="24"/>
+                <w:szCs w:val="24"/>
+              </w:rPr>
+              <w:t>LÊ TÚ TÀI</w:t>
+            </w:r>
           </w:p>
         </w:tc>
       </w:tr>
@@ -2226,10 +4596,11 @@
     </w:lvl>
   </w:abstractNum>
   <w:abstractNum w:abstractNumId="1" w15:restartNumberingAfterBreak="0">
-    <w:nsid w:val="503F5069"/>
+    <w:nsid w:val="47FE1960"/>
     <w:multiLevelType w:val="hybridMultilevel"/>
-    <w:tmpl w:val="A9384168"/>
-    <w:lvl w:ilvl="0" w:tplc="4C92CF20">
+    <w:tmpl w:val="D5EA3154"/>
+    <w:lvl w:ilvl="0" w:tplc="D020EB7E">
+      <w:start w:val="1"/>
       <w:numFmt w:val="bullet"/>
       <w:lvlText w:val="-"/>
       <w:lvlJc w:val="left"/>
@@ -2338,6 +4709,118 @@
     </w:lvl>
   </w:abstractNum>
   <w:abstractNum w:abstractNumId="2" w15:restartNumberingAfterBreak="0">
+    <w:nsid w:val="503F5069"/>
+    <w:multiLevelType w:val="hybridMultilevel"/>
+    <w:tmpl w:val="A9384168"/>
+    <w:lvl w:ilvl="0" w:tplc="4C92CF20">
+      <w:numFmt w:val="bullet"/>
+      <w:lvlText w:val="-"/>
+      <w:lvlJc w:val="left"/>
+      <w:pPr>
+        <w:ind w:left="720" w:hanging="360"/>
+      </w:pPr>
+      <w:rPr>
+        <w:rFonts w:ascii="Times New Roman" w:eastAsia="Calibri" w:hAnsi="Times New Roman" w:cs="Times New Roman" w:hint="default"/>
+      </w:rPr>
+    </w:lvl>
+    <w:lvl w:ilvl="1" w:tplc="04090003" w:tentative="1">
+      <w:start w:val="1"/>
+      <w:numFmt w:val="bullet"/>
+      <w:lvlText w:val="o"/>
+      <w:lvlJc w:val="left"/>
+      <w:pPr>
+        <w:ind w:left="1440" w:hanging="360"/>
+      </w:pPr>
+      <w:rPr>
+        <w:rFonts w:ascii="Courier New" w:hAnsi="Courier New" w:cs="Courier New" w:hint="default"/>
+      </w:rPr>
+    </w:lvl>
+    <w:lvl w:ilvl="2" w:tplc="04090005" w:tentative="1">
+      <w:start w:val="1"/>
+      <w:numFmt w:val="bullet"/>
+      <w:lvlText w:val=""/>
+      <w:lvlJc w:val="left"/>
+      <w:pPr>
+        <w:ind w:left="2160" w:hanging="360"/>
+      </w:pPr>
+      <w:rPr>
+        <w:rFonts w:ascii="Wingdings" w:hAnsi="Wingdings" w:hint="default"/>
+      </w:rPr>
+    </w:lvl>
+    <w:lvl w:ilvl="3" w:tplc="04090001" w:tentative="1">
+      <w:start w:val="1"/>
+      <w:numFmt w:val="bullet"/>
+      <w:lvlText w:val=""/>
+      <w:lvlJc w:val="left"/>
+      <w:pPr>
+        <w:ind w:left="2880" w:hanging="360"/>
+      </w:pPr>
+      <w:rPr>
+        <w:rFonts w:ascii="Symbol" w:hAnsi="Symbol" w:hint="default"/>
+      </w:rPr>
+    </w:lvl>
+    <w:lvl w:ilvl="4" w:tplc="04090003" w:tentative="1">
+      <w:start w:val="1"/>
+      <w:numFmt w:val="bullet"/>
+      <w:lvlText w:val="o"/>
+      <w:lvlJc w:val="left"/>
+      <w:pPr>
+        <w:ind w:left="3600" w:hanging="360"/>
+      </w:pPr>
+      <w:rPr>
+        <w:rFonts w:ascii="Courier New" w:hAnsi="Courier New" w:cs="Courier New" w:hint="default"/>
+      </w:rPr>
+    </w:lvl>
+    <w:lvl w:ilvl="5" w:tplc="04090005" w:tentative="1">
+      <w:start w:val="1"/>
+      <w:numFmt w:val="bullet"/>
+      <w:lvlText w:val=""/>
+      <w:lvlJc w:val="left"/>
+      <w:pPr>
+        <w:ind w:left="4320" w:hanging="360"/>
+      </w:pPr>
+      <w:rPr>
+        <w:rFonts w:ascii="Wingdings" w:hAnsi="Wingdings" w:hint="default"/>
+      </w:rPr>
+    </w:lvl>
+    <w:lvl w:ilvl="6" w:tplc="04090001" w:tentative="1">
+      <w:start w:val="1"/>
+      <w:numFmt w:val="bullet"/>
+      <w:lvlText w:val=""/>
+      <w:lvlJc w:val="left"/>
+      <w:pPr>
+        <w:ind w:left="5040" w:hanging="360"/>
+      </w:pPr>
+      <w:rPr>
+        <w:rFonts w:ascii="Symbol" w:hAnsi="Symbol" w:hint="default"/>
+      </w:rPr>
+    </w:lvl>
+    <w:lvl w:ilvl="7" w:tplc="04090003" w:tentative="1">
+      <w:start w:val="1"/>
+      <w:numFmt w:val="bullet"/>
+      <w:lvlText w:val="o"/>
+      <w:lvlJc w:val="left"/>
+      <w:pPr>
+        <w:ind w:left="5760" w:hanging="360"/>
+      </w:pPr>
+      <w:rPr>
+        <w:rFonts w:ascii="Courier New" w:hAnsi="Courier New" w:cs="Courier New" w:hint="default"/>
+      </w:rPr>
+    </w:lvl>
+    <w:lvl w:ilvl="8" w:tplc="04090005" w:tentative="1">
+      <w:start w:val="1"/>
+      <w:numFmt w:val="bullet"/>
+      <w:lvlText w:val=""/>
+      <w:lvlJc w:val="left"/>
+      <w:pPr>
+        <w:ind w:left="6480" w:hanging="360"/>
+      </w:pPr>
+      <w:rPr>
+        <w:rFonts w:ascii="Wingdings" w:hAnsi="Wingdings" w:hint="default"/>
+      </w:rPr>
+    </w:lvl>
+  </w:abstractNum>
+  <w:abstractNum w:abstractNumId="3" w15:restartNumberingAfterBreak="0">
     <w:nsid w:val="628A02F7"/>
     <w:multiLevelType w:val="hybridMultilevel"/>
     <w:tmpl w:val="39EEB2BC"/>
@@ -2453,9 +4936,12 @@
     <w:abstractNumId w:val="0"/>
   </w:num>
   <w:num w:numId="2">
+    <w:abstractNumId w:val="3"/>
+  </w:num>
+  <w:num w:numId="3">
     <w:abstractNumId w:val="2"/>
   </w:num>
-  <w:num w:numId="3">
+  <w:num w:numId="4">
     <w:abstractNumId w:val="1"/>
   </w:num>
 </w:numbering>
@@ -3041,6 +5527,72 @@
       </w:tblBorders>
     </w:tblPr>
   </w:style>
+  <w:style w:type="table" w:customStyle="1" w:styleId="TableGrid1">
+    <w:name w:val="Table Grid1"/>
+    <w:basedOn w:val="TableNormal"/>
+    <w:next w:val="TableGrid"/>
+    <w:uiPriority w:val="59"/>
+    <w:rsid w:val="00156810"/>
+    <w:rPr>
+      <w:rFonts w:ascii="Cambria" w:eastAsia="MS Mincho" w:hAnsi="Cambria"/>
+      <w:sz w:val="22"/>
+      <w:szCs w:val="22"/>
+    </w:rPr>
+    <w:tblPr>
+      <w:tblBorders>
+        <w:top w:val="single" w:sz="4" w:space="0" w:color="auto"/>
+        <w:left w:val="single" w:sz="4" w:space="0" w:color="auto"/>
+        <w:bottom w:val="single" w:sz="4" w:space="0" w:color="auto"/>
+        <w:right w:val="single" w:sz="4" w:space="0" w:color="auto"/>
+        <w:insideH w:val="single" w:sz="4" w:space="0" w:color="auto"/>
+        <w:insideV w:val="single" w:sz="4" w:space="0" w:color="auto"/>
+      </w:tblBorders>
+    </w:tblPr>
+  </w:style>
+  <w:style w:type="table" w:customStyle="1" w:styleId="TableGrid2">
+    <w:name w:val="Table Grid2"/>
+    <w:basedOn w:val="TableNormal"/>
+    <w:next w:val="TableGrid"/>
+    <w:uiPriority w:val="59"/>
+    <w:rsid w:val="0074532C"/>
+    <w:rPr>
+      <w:rFonts w:ascii="Cambria" w:eastAsia="MS Mincho" w:hAnsi="Cambria"/>
+      <w:sz w:val="22"/>
+      <w:szCs w:val="22"/>
+    </w:rPr>
+    <w:tblPr>
+      <w:tblBorders>
+        <w:top w:val="single" w:sz="4" w:space="0" w:color="auto"/>
+        <w:left w:val="single" w:sz="4" w:space="0" w:color="auto"/>
+        <w:bottom w:val="single" w:sz="4" w:space="0" w:color="auto"/>
+        <w:right w:val="single" w:sz="4" w:space="0" w:color="auto"/>
+        <w:insideH w:val="single" w:sz="4" w:space="0" w:color="auto"/>
+        <w:insideV w:val="single" w:sz="4" w:space="0" w:color="auto"/>
+      </w:tblBorders>
+    </w:tblPr>
+  </w:style>
+  <w:style w:type="table" w:customStyle="1" w:styleId="TableGrid3">
+    <w:name w:val="Table Grid3"/>
+    <w:basedOn w:val="TableNormal"/>
+    <w:next w:val="TableGrid"/>
+    <w:uiPriority w:val="59"/>
+    <w:rsid w:val="00922314"/>
+    <w:rPr>
+      <w:rFonts w:ascii="Cambria" w:eastAsia="MS Mincho" w:hAnsi="Cambria"/>
+      <w:sz w:val="22"/>
+      <w:szCs w:val="22"/>
+    </w:rPr>
+    <w:tblPr>
+      <w:tblBorders>
+        <w:top w:val="single" w:sz="4" w:space="0" w:color="auto"/>
+        <w:left w:val="single" w:sz="4" w:space="0" w:color="auto"/>
+        <w:bottom w:val="single" w:sz="4" w:space="0" w:color="auto"/>
+        <w:right w:val="single" w:sz="4" w:space="0" w:color="auto"/>
+        <w:insideH w:val="single" w:sz="4" w:space="0" w:color="auto"/>
+        <w:insideV w:val="single" w:sz="4" w:space="0" w:color="auto"/>
+      </w:tblBorders>
+    </w:tblPr>
+  </w:style>
 </w:styles>
 </file>
 
@@ -3306,21 +5858,6 @@
 </file>
 
 <file path=customXml/item1.xml><?xml version="1.0" encoding="utf-8"?>
-<p:properties xmlns:p="http://schemas.microsoft.com/office/2006/metadata/properties" xmlns:xsi="http://www.w3.org/2001/XMLSchema-instance" xmlns:pc="http://schemas.microsoft.com/office/infopath/2007/PartnerControls">
-  <documentManagement>
-    <AlternateThumbnailUrl xmlns="http://schemas.microsoft.com/sharepoint/v3">
-      <Url xsi:nil="true"/>
-      <Description xsi:nil="true"/>
-    </AlternateThumbnailUrl>
-    <VideoThumbnail xmlns="4ae7861e-4bff-47fb-9754-a3da037d4eb5" xsi:nil="true"/>
-    <ImageCreateDate xmlns="http://schemas.microsoft.com/sharepoint/v3" xsi:nil="true"/>
-    <GetImgForVideo xmlns="4ae7861e-4bff-47fb-9754-a3da037d4eb5" xsi:nil="true"/>
-    <Description xmlns="http://schemas.microsoft.com/sharepoint/v3" xsi:nil="true"/>
-  </documentManagement>
-</p:properties>
-</file>
-
-<file path=customXml/item2.xml><?xml version="1.0" encoding="utf-8"?>
 <ct:contentTypeSchema xmlns:ct="http://schemas.microsoft.com/office/2006/metadata/contentType" xmlns:ma="http://schemas.microsoft.com/office/2006/metadata/properties/metaAttributes" ct:_="" ma:_="" ma:contentTypeName="Picture" ma:contentTypeID="0x0101020088C615AFA6081A4EAC6D0C7B5DE5004C" ma:contentTypeVersion="3" ma:contentTypeDescription="Upload an image or a photograph." ma:contentTypeScope="" ma:versionID="8a358c36b680c6236bc77b7a1286c80c">
   <xsd:schema xmlns:xsd="http://www.w3.org/2001/XMLSchema" xmlns:xs="http://www.w3.org/2001/XMLSchema" xmlns:p="http://schemas.microsoft.com/office/2006/metadata/properties" xmlns:ns1="http://schemas.microsoft.com/sharepoint/v3" xmlns:ns2="4ae7861e-4bff-47fb-9754-a3da037d4eb5" targetNamespace="http://schemas.microsoft.com/office/2006/metadata/properties" ma:root="true" ma:fieldsID="1315e3235dfc98430f19347398624d38" ns1:_="" ns2:_="">
     <xsd:import namespace="http://schemas.microsoft.com/sharepoint/v3"/>
@@ -3508,7 +6045,7 @@
 </ct:contentTypeSchema>
 </file>
 
-<file path=customXml/item3.xml><?xml version="1.0" encoding="utf-8"?>
+<file path=customXml/item2.xml><?xml version="1.0" encoding="utf-8"?>
 <?mso-contentType ?>
 <FormTemplates xmlns="http://schemas.microsoft.com/sharepoint/v3/contenttype/forms">
   <Display>DocumentLibraryForm</Display>
@@ -3517,18 +6054,22 @@
 </FormTemplates>
 </file>
 
-<file path=customXml/itemProps1.xml><?xml version="1.0" encoding="utf-8"?>
-<ds:datastoreItem xmlns:ds="http://schemas.openxmlformats.org/officeDocument/2006/customXml" ds:itemID="{DFBF5159-804B-4563-9B15-6A0468B25410}">
-  <ds:schemaRefs>
-    <ds:schemaRef ds:uri="http://schemas.microsoft.com/office/2006/metadata/properties"/>
-    <ds:schemaRef ds:uri="http://schemas.microsoft.com/office/infopath/2007/PartnerControls"/>
-    <ds:schemaRef ds:uri="http://schemas.microsoft.com/sharepoint/v3"/>
-    <ds:schemaRef ds:uri="4ae7861e-4bff-47fb-9754-a3da037d4eb5"/>
-  </ds:schemaRefs>
-</ds:datastoreItem>
+<file path=customXml/item3.xml><?xml version="1.0" encoding="utf-8"?>
+<p:properties xmlns:p="http://schemas.microsoft.com/office/2006/metadata/properties" xmlns:xsi="http://www.w3.org/2001/XMLSchema-instance" xmlns:pc="http://schemas.microsoft.com/office/infopath/2007/PartnerControls">
+  <documentManagement>
+    <AlternateThumbnailUrl xmlns="http://schemas.microsoft.com/sharepoint/v3">
+      <Url xsi:nil="true"/>
+      <Description xsi:nil="true"/>
+    </AlternateThumbnailUrl>
+    <VideoThumbnail xmlns="4ae7861e-4bff-47fb-9754-a3da037d4eb5" xsi:nil="true"/>
+    <ImageCreateDate xmlns="http://schemas.microsoft.com/sharepoint/v3" xsi:nil="true"/>
+    <GetImgForVideo xmlns="4ae7861e-4bff-47fb-9754-a3da037d4eb5" xsi:nil="true"/>
+    <Description xmlns="http://schemas.microsoft.com/sharepoint/v3" xsi:nil="true"/>
+  </documentManagement>
+</p:properties>
 </file>
 
-<file path=customXml/itemProps2.xml><?xml version="1.0" encoding="utf-8"?>
+<file path=customXml/itemProps1.xml><?xml version="1.0" encoding="utf-8"?>
 <ds:datastoreItem xmlns:ds="http://schemas.openxmlformats.org/officeDocument/2006/customXml" ds:itemID="{8032CC91-C47F-435F-963C-35AB8945FB24}">
   <ds:schemaRefs>
     <ds:schemaRef ds:uri="http://schemas.microsoft.com/office/2006/metadata/contentType"/>
@@ -3547,10 +6088,21 @@
 </ds:datastoreItem>
 </file>
 
-<file path=customXml/itemProps3.xml><?xml version="1.0" encoding="utf-8"?>
+<file path=customXml/itemProps2.xml><?xml version="1.0" encoding="utf-8"?>
 <ds:datastoreItem xmlns:ds="http://schemas.openxmlformats.org/officeDocument/2006/customXml" ds:itemID="{AFD07A8A-035B-44B3-8740-60045F8E4C9F}">
   <ds:schemaRefs>
     <ds:schemaRef ds:uri="http://schemas.microsoft.com/sharepoint/v3/contenttype/forms"/>
   </ds:schemaRefs>
 </ds:datastoreItem>
+</file>
+
+<file path=customXml/itemProps3.xml><?xml version="1.0" encoding="utf-8"?>
+<ds:datastoreItem xmlns:ds="http://schemas.openxmlformats.org/officeDocument/2006/customXml" ds:itemID="{DFBF5159-804B-4563-9B15-6A0468B25410}">
+  <ds:schemaRefs>
+    <ds:schemaRef ds:uri="http://schemas.microsoft.com/office/2006/metadata/properties"/>
+    <ds:schemaRef ds:uri="http://schemas.microsoft.com/office/infopath/2007/PartnerControls"/>
+    <ds:schemaRef ds:uri="http://schemas.microsoft.com/sharepoint/v3"/>
+    <ds:schemaRef ds:uri="4ae7861e-4bff-47fb-9754-a3da037d4eb5"/>
+  </ds:schemaRefs>
+</ds:datastoreItem>
 </file>